--- a/paper/AI 工具使用详情.docx
+++ b/paper/AI 工具使用详情.docx
@@ -36,26 +36,18 @@
         <w:ind w:firstLine="640"/>
         <w:jc w:val="center"/>
         <w:rPr>
-          <w:rFonts w:eastAsia="黑体" w:cs="Times New Roman" w:hint="eastAsia"/>
+          <w:rFonts w:ascii="黑体" w:eastAsia="黑体" w:hAnsi="黑体" w:cs="Times New Roman" w:hint="eastAsia"/>
           <w:sz w:val="32"/>
           <w:szCs w:val="32"/>
         </w:rPr>
       </w:pPr>
       <w:r>
         <w:rPr>
-          <w:rFonts w:eastAsia="黑体" w:cs="Times New Roman"/>
+          <w:rFonts w:ascii="黑体" w:eastAsia="黑体" w:hAnsi="黑体" w:cs="Times New Roman"/>
           <w:sz w:val="32"/>
           <w:szCs w:val="32"/>
         </w:rPr>
-        <w:t>AI</w:t>
-      </w:r>
-      <w:r>
-        <w:rPr>
-          <w:rFonts w:eastAsia="黑体" w:cs="Times New Roman"/>
-          <w:sz w:val="32"/>
-          <w:szCs w:val="32"/>
-        </w:rPr>
-        <w:t>工具使用详情</w:t>
+        <w:t>AI工具使用详情</w:t>
       </w:r>
     </w:p>
     <w:p>
@@ -63,47 +55,33 @@
         <w:spacing w:before="160" w:after="80" w:line="312" w:lineRule="auto"/>
         <w:ind w:firstLine="560"/>
         <w:rPr>
-          <w:color w:val="000000" w:themeColor="text1"/>
-          <w:sz w:val="28"/>
-          <w:szCs w:val="28"/>
-        </w:rPr>
-      </w:pPr>
-      <w:r>
-        <w:rPr>
           <w:rFonts w:ascii="黑体" w:eastAsia="黑体" w:hAnsi="黑体"/>
           <w:color w:val="000000" w:themeColor="text1"/>
           <w:sz w:val="28"/>
           <w:szCs w:val="28"/>
         </w:rPr>
-        <w:t>一、所用AI工具名称、版本或型号</w:t>
-      </w:r>
-    </w:p>
-    <w:p>
-      <w:pPr>
-        <w:spacing w:after="60" w:line="312" w:lineRule="auto"/>
-        <w:ind w:left="200" w:firstLine="380"/>
       </w:pPr>
       <w:r>
         <w:rPr>
-          <w:rFonts w:ascii="楷体" w:eastAsia="楷体" w:hAnsi="楷体"/>
-          <w:i/>
-          <w:color w:val="886633"/>
-          <w:sz w:val="19"/>
-        </w:rPr>
-        <w:t>【填写提示】列出竞赛过程中使用的所有AI工具，包括大语言模型（如ChatGPT、豆包、DeepSeek等）、代码辅助工具、AI智能体等。版本号要准确填写，不要只写“最新版”。主要用途用一句话概括即可。</w:t>
+          <w:rFonts w:ascii="黑体" w:eastAsia="黑体" w:hAnsi="黑体"/>
+          <w:color w:val="000000" w:themeColor="text1"/>
+          <w:sz w:val="28"/>
+          <w:szCs w:val="28"/>
+        </w:rPr>
+        <w:t>一、所用AI工具名称、版本或型号</w:t>
       </w:r>
     </w:p>
     <w:tbl>
       <w:tblPr>
         <w:tblStyle w:val="afa"/>
-        <w:tblW w:w="0" w:type="auto"/>
+        <w:tblW w:w="5000" w:type="pct"/>
         <w:tblLook w:val="04A0" w:firstRow="1" w:lastRow="0" w:firstColumn="1" w:lastColumn="0" w:noHBand="0" w:noVBand="1"/>
       </w:tblPr>
       <w:tblGrid>
-        <w:gridCol w:w="1887"/>
-        <w:gridCol w:w="2656"/>
-        <w:gridCol w:w="2269"/>
-        <w:gridCol w:w="2258"/>
+        <w:gridCol w:w="744"/>
+        <w:gridCol w:w="1607"/>
+        <w:gridCol w:w="2394"/>
+        <w:gridCol w:w="4325"/>
       </w:tblGrid>
       <w:tr>
         <w:trPr>
@@ -111,76 +89,61 @@
         </w:trPr>
         <w:tc>
           <w:tcPr>
-            <w:tcW w:w="1957" w:type="dxa"/>
-          </w:tcPr>
-          <w:p>
-            <w:pPr>
-              <w:spacing w:before="120" w:after="120"/>
-              <w:ind w:firstLine="381"/>
-              <w:jc w:val="center"/>
-            </w:pPr>
-            <w:r>
-              <w:rPr>
-                <w:rFonts w:ascii="宋体" w:hAnsi="宋体"/>
-                <w:sz w:val="19"/>
-              </w:rPr>
+            <w:tcW w:w="410" w:type="pct"/>
+          </w:tcPr>
+          <w:p>
+            <w:pPr>
+              <w:pStyle w:val="a7"/>
+            </w:pPr>
+            <w:r>
               <w:t>序号</w:t>
             </w:r>
           </w:p>
         </w:tc>
         <w:tc>
           <w:tcPr>
-            <w:tcW w:w="2745" w:type="dxa"/>
-          </w:tcPr>
-          <w:p>
-            <w:pPr>
-              <w:spacing w:before="120" w:after="120"/>
-              <w:ind w:firstLine="381"/>
-              <w:jc w:val="center"/>
-            </w:pPr>
-            <w:r>
-              <w:rPr>
-                <w:rFonts w:ascii="宋体" w:hAnsi="宋体"/>
-                <w:sz w:val="19"/>
-              </w:rPr>
-              <w:t>AI工具名称</w:t>
-            </w:r>
-          </w:p>
-        </w:tc>
-        <w:tc>
-          <w:tcPr>
-            <w:tcW w:w="2351" w:type="dxa"/>
-          </w:tcPr>
-          <w:p>
-            <w:pPr>
-              <w:spacing w:before="120" w:after="120"/>
-              <w:ind w:firstLine="381"/>
-              <w:jc w:val="center"/>
-            </w:pPr>
-            <w:r>
-              <w:rPr>
-                <w:rFonts w:ascii="宋体" w:hAnsi="宋体"/>
-                <w:sz w:val="19"/>
-              </w:rPr>
-              <w:t>版本/型号</w:t>
-            </w:r>
-          </w:p>
-        </w:tc>
-        <w:tc>
-          <w:tcPr>
-            <w:tcW w:w="2351" w:type="dxa"/>
-          </w:tcPr>
-          <w:p>
-            <w:pPr>
-              <w:spacing w:before="120" w:after="120"/>
-              <w:ind w:firstLine="381"/>
-              <w:jc w:val="center"/>
-            </w:pPr>
-            <w:r>
-              <w:rPr>
-                <w:rFonts w:ascii="宋体" w:hAnsi="宋体"/>
-                <w:sz w:val="19"/>
-              </w:rPr>
+            <w:tcW w:w="886" w:type="pct"/>
+          </w:tcPr>
+          <w:p>
+            <w:pPr>
+              <w:pStyle w:val="a7"/>
+            </w:pPr>
+            <w:r>
+              <w:t>AI</w:t>
+            </w:r>
+            <w:r>
+              <w:t>工具名称</w:t>
+            </w:r>
+          </w:p>
+        </w:tc>
+        <w:tc>
+          <w:tcPr>
+            <w:tcW w:w="1320" w:type="pct"/>
+          </w:tcPr>
+          <w:p>
+            <w:pPr>
+              <w:pStyle w:val="a7"/>
+            </w:pPr>
+            <w:r>
+              <w:t>版本</w:t>
+            </w:r>
+            <w:r>
+              <w:t>/</w:t>
+            </w:r>
+            <w:r>
+              <w:t>型号</w:t>
+            </w:r>
+          </w:p>
+        </w:tc>
+        <w:tc>
+          <w:tcPr>
+            <w:tcW w:w="2384" w:type="pct"/>
+          </w:tcPr>
+          <w:p>
+            <w:pPr>
+              <w:pStyle w:val="a7"/>
+            </w:pPr>
+            <w:r>
               <w:t>主要用途</w:t>
             </w:r>
           </w:p>
@@ -189,74 +152,101 @@
       <w:tr>
         <w:tc>
           <w:tcPr>
-            <w:tcW w:w="1957" w:type="dxa"/>
-          </w:tcPr>
-          <w:p>
-            <w:pPr>
-              <w:ind w:firstLine="380"/>
-              <w:jc w:val="center"/>
-            </w:pPr>
-            <w:r>
-              <w:rPr>
-                <w:rFonts w:ascii="宋体" w:hAnsi="宋体"/>
-                <w:color w:val="996600"/>
-                <w:sz w:val="19"/>
-              </w:rPr>
-              <w:t>示例</w:t>
-            </w:r>
-          </w:p>
-        </w:tc>
-        <w:tc>
-          <w:tcPr>
-            <w:tcW w:w="2745" w:type="dxa"/>
-          </w:tcPr>
-          <w:p>
-            <w:pPr>
-              <w:ind w:firstLine="380"/>
-            </w:pPr>
-            <w:r>
-              <w:rPr>
-                <w:rFonts w:ascii="宋体" w:hAnsi="宋体"/>
-                <w:color w:val="996600"/>
-                <w:sz w:val="19"/>
-              </w:rPr>
-              <w:t>ChatGPT</w:t>
-            </w:r>
-          </w:p>
-        </w:tc>
-        <w:tc>
-          <w:tcPr>
-            <w:tcW w:w="2351" w:type="dxa"/>
-          </w:tcPr>
-          <w:p>
-            <w:pPr>
-              <w:ind w:firstLine="380"/>
-            </w:pPr>
-            <w:r>
-              <w:rPr>
-                <w:rFonts w:ascii="宋体" w:hAnsi="宋体"/>
-                <w:color w:val="996600"/>
-                <w:sz w:val="19"/>
-              </w:rPr>
-              <w:t>GPT-4o</w:t>
-            </w:r>
-          </w:p>
-        </w:tc>
-        <w:tc>
-          <w:tcPr>
-            <w:tcW w:w="2351" w:type="dxa"/>
-          </w:tcPr>
-          <w:p>
-            <w:pPr>
-              <w:ind w:firstLine="380"/>
-            </w:pPr>
-            <w:r>
-              <w:rPr>
-                <w:rFonts w:ascii="宋体" w:hAnsi="宋体"/>
-                <w:color w:val="996600"/>
-                <w:sz w:val="19"/>
-              </w:rPr>
-              <w:t>模型思路参考、代码调试、文字润色</w:t>
+            <w:tcW w:w="410" w:type="pct"/>
+          </w:tcPr>
+          <w:p>
+            <w:pPr>
+              <w:pStyle w:val="a7"/>
+            </w:pPr>
+            <w:r>
+              <w:t>1</w:t>
+            </w:r>
+          </w:p>
+        </w:tc>
+        <w:tc>
+          <w:tcPr>
+            <w:tcW w:w="886" w:type="pct"/>
+          </w:tcPr>
+          <w:p>
+            <w:pPr>
+              <w:pStyle w:val="a7"/>
+            </w:pPr>
+            <w:r>
+              <w:rPr>
+                <w:rFonts w:hint="eastAsia"/>
+              </w:rPr>
+              <w:t>Codex</w:t>
+            </w:r>
+          </w:p>
+        </w:tc>
+        <w:tc>
+          <w:tcPr>
+            <w:tcW w:w="1320" w:type="pct"/>
+          </w:tcPr>
+          <w:p>
+            <w:pPr>
+              <w:pStyle w:val="a7"/>
+              <w:rPr>
+                <w:rFonts w:hint="eastAsia"/>
+              </w:rPr>
+            </w:pPr>
+            <w:r>
+              <w:rPr>
+                <w:rFonts w:hint="eastAsia"/>
+              </w:rPr>
+              <w:t>GPT-5.6 luna</w:t>
+            </w:r>
+          </w:p>
+        </w:tc>
+        <w:tc>
+          <w:tcPr>
+            <w:tcW w:w="2384" w:type="pct"/>
+          </w:tcPr>
+          <w:p>
+            <w:pPr>
+              <w:pStyle w:val="a7"/>
+            </w:pPr>
+            <w:r>
+              <w:rPr>
+                <w:rFonts w:hint="eastAsia"/>
+              </w:rPr>
+              <w:t>赛题理解，</w:t>
+            </w:r>
+            <w:r>
+              <w:rPr>
+                <w:rFonts w:hint="eastAsia"/>
+              </w:rPr>
+              <w:t>文献查找，</w:t>
+            </w:r>
+            <w:r>
+              <w:rPr>
+                <w:rFonts w:hint="eastAsia"/>
+              </w:rPr>
+              <w:t>辅助编写代码</w:t>
+            </w:r>
+            <w:r>
+              <w:rPr>
+                <w:rFonts w:hint="eastAsia"/>
+              </w:rPr>
+              <w:t>、代码注释</w:t>
+            </w:r>
+            <w:r>
+              <w:rPr>
+                <w:rFonts w:hint="eastAsia"/>
+              </w:rPr>
+              <w:t>和</w:t>
+            </w:r>
+            <w:r>
+              <w:rPr>
+                <w:rFonts w:hint="eastAsia"/>
+              </w:rPr>
+              <w:t>调试</w:t>
+            </w:r>
+            <w:r>
+              <w:rPr>
+                <w:rFonts w:hint="eastAsia"/>
+              </w:rPr>
+              <w:t>代码，建模思路可行性分析</w:t>
             </w:r>
           </w:p>
         </w:tc>
@@ -264,200 +254,78 @@
       <w:tr>
         <w:tc>
           <w:tcPr>
-            <w:tcW w:w="1957" w:type="dxa"/>
-          </w:tcPr>
-          <w:p>
-            <w:pPr>
-              <w:ind w:firstLine="380"/>
-              <w:jc w:val="center"/>
-            </w:pPr>
-            <w:r>
-              <w:rPr>
-                <w:rFonts w:ascii="宋体" w:hAnsi="宋体"/>
-                <w:sz w:val="19"/>
-              </w:rPr>
-              <w:t>1</w:t>
-            </w:r>
-          </w:p>
-        </w:tc>
-        <w:tc>
-          <w:tcPr>
-            <w:tcW w:w="2745" w:type="dxa"/>
-          </w:tcPr>
-          <w:p>
-            <w:pPr>
-              <w:ind w:firstLine="480"/>
-            </w:pPr>
-          </w:p>
-        </w:tc>
-        <w:tc>
-          <w:tcPr>
-            <w:tcW w:w="2351" w:type="dxa"/>
-          </w:tcPr>
-          <w:p>
-            <w:pPr>
-              <w:ind w:firstLine="480"/>
-            </w:pPr>
-          </w:p>
-        </w:tc>
-        <w:tc>
-          <w:tcPr>
-            <w:tcW w:w="2351" w:type="dxa"/>
-          </w:tcPr>
-          <w:p>
-            <w:pPr>
-              <w:ind w:firstLine="480"/>
-            </w:pPr>
-          </w:p>
-        </w:tc>
-      </w:tr>
-      <w:tr>
-        <w:tc>
-          <w:tcPr>
-            <w:tcW w:w="1957" w:type="dxa"/>
-          </w:tcPr>
-          <w:p>
-            <w:pPr>
-              <w:ind w:firstLine="380"/>
-              <w:jc w:val="center"/>
-            </w:pPr>
-            <w:r>
-              <w:rPr>
-                <w:rFonts w:ascii="宋体" w:hAnsi="宋体"/>
-                <w:sz w:val="19"/>
-              </w:rPr>
+            <w:tcW w:w="410" w:type="pct"/>
+          </w:tcPr>
+          <w:p>
+            <w:pPr>
+              <w:pStyle w:val="a7"/>
+            </w:pPr>
+            <w:r>
               <w:t>2</w:t>
             </w:r>
           </w:p>
         </w:tc>
         <w:tc>
           <w:tcPr>
-            <w:tcW w:w="2745" w:type="dxa"/>
-          </w:tcPr>
-          <w:p>
-            <w:pPr>
-              <w:ind w:firstLine="480"/>
-            </w:pPr>
-          </w:p>
-        </w:tc>
-        <w:tc>
-          <w:tcPr>
-            <w:tcW w:w="2351" w:type="dxa"/>
-          </w:tcPr>
-          <w:p>
-            <w:pPr>
-              <w:ind w:firstLine="480"/>
-            </w:pPr>
-          </w:p>
-        </w:tc>
-        <w:tc>
-          <w:tcPr>
-            <w:tcW w:w="2351" w:type="dxa"/>
-          </w:tcPr>
-          <w:p>
-            <w:pPr>
-              <w:ind w:firstLine="480"/>
-            </w:pPr>
-          </w:p>
-        </w:tc>
-      </w:tr>
-      <w:tr>
-        <w:tc>
-          <w:tcPr>
-            <w:tcW w:w="1957" w:type="dxa"/>
-          </w:tcPr>
-          <w:p>
-            <w:pPr>
-              <w:ind w:firstLine="380"/>
-              <w:jc w:val="center"/>
-            </w:pPr>
-            <w:r>
-              <w:rPr>
-                <w:rFonts w:ascii="宋体" w:hAnsi="宋体"/>
-                <w:sz w:val="19"/>
-              </w:rPr>
-              <w:t>3</w:t>
-            </w:r>
-          </w:p>
-        </w:tc>
-        <w:tc>
-          <w:tcPr>
-            <w:tcW w:w="2745" w:type="dxa"/>
-          </w:tcPr>
-          <w:p>
-            <w:pPr>
-              <w:ind w:firstLine="480"/>
-            </w:pPr>
-          </w:p>
-        </w:tc>
-        <w:tc>
-          <w:tcPr>
-            <w:tcW w:w="2351" w:type="dxa"/>
-          </w:tcPr>
-          <w:p>
-            <w:pPr>
-              <w:ind w:firstLine="480"/>
-            </w:pPr>
-          </w:p>
-        </w:tc>
-        <w:tc>
-          <w:tcPr>
-            <w:tcW w:w="2351" w:type="dxa"/>
-          </w:tcPr>
-          <w:p>
-            <w:pPr>
-              <w:ind w:firstLine="480"/>
-            </w:pPr>
-          </w:p>
-        </w:tc>
-      </w:tr>
-      <w:tr>
-        <w:tc>
-          <w:tcPr>
-            <w:tcW w:w="1957" w:type="dxa"/>
-          </w:tcPr>
-          <w:p>
-            <w:pPr>
-              <w:ind w:firstLine="380"/>
-              <w:jc w:val="center"/>
-            </w:pPr>
-            <w:r>
-              <w:rPr>
-                <w:rFonts w:ascii="宋体" w:hAnsi="宋体"/>
-                <w:sz w:val="19"/>
-              </w:rPr>
-              <w:t>4</w:t>
-            </w:r>
-          </w:p>
-        </w:tc>
-        <w:tc>
-          <w:tcPr>
-            <w:tcW w:w="2745" w:type="dxa"/>
-          </w:tcPr>
-          <w:p>
-            <w:pPr>
-              <w:ind w:firstLine="480"/>
-            </w:pPr>
-          </w:p>
-        </w:tc>
-        <w:tc>
-          <w:tcPr>
-            <w:tcW w:w="2351" w:type="dxa"/>
-          </w:tcPr>
-          <w:p>
-            <w:pPr>
-              <w:ind w:firstLine="480"/>
-            </w:pPr>
-          </w:p>
-        </w:tc>
-        <w:tc>
-          <w:tcPr>
-            <w:tcW w:w="2351" w:type="dxa"/>
-          </w:tcPr>
-          <w:p>
-            <w:pPr>
-              <w:ind w:firstLine="480"/>
-            </w:pPr>
+            <w:tcW w:w="886" w:type="pct"/>
+          </w:tcPr>
+          <w:p>
+            <w:pPr>
+              <w:pStyle w:val="a7"/>
+              <w:rPr>
+                <w:rFonts w:hint="eastAsia"/>
+              </w:rPr>
+            </w:pPr>
+            <w:r>
+              <w:t>D</w:t>
+            </w:r>
+            <w:r>
+              <w:rPr>
+                <w:rFonts w:hint="eastAsia"/>
+              </w:rPr>
+              <w:t>eepSeek</w:t>
+            </w:r>
+          </w:p>
+        </w:tc>
+        <w:tc>
+          <w:tcPr>
+            <w:tcW w:w="1320" w:type="pct"/>
+          </w:tcPr>
+          <w:p>
+            <w:pPr>
+              <w:pStyle w:val="a7"/>
+              <w:rPr>
+                <w:rFonts w:hint="eastAsia"/>
+              </w:rPr>
+            </w:pPr>
+            <w:r>
+              <w:rPr>
+                <w:rFonts w:hint="eastAsia"/>
+              </w:rPr>
+              <w:t>DeepSeek V4.1 flash</w:t>
+            </w:r>
+          </w:p>
+        </w:tc>
+        <w:tc>
+          <w:tcPr>
+            <w:tcW w:w="2384" w:type="pct"/>
+          </w:tcPr>
+          <w:p>
+            <w:pPr>
+              <w:pStyle w:val="a7"/>
+            </w:pPr>
+            <w:r>
+              <w:rPr>
+                <w:rFonts w:hint="eastAsia"/>
+              </w:rPr>
+              <w:t>语言润色</w:t>
+            </w:r>
+            <w:r>
+              <w:rPr>
+                <w:rFonts w:hint="eastAsia"/>
+              </w:rPr>
+              <w:t>，文献引用格式整理</w:t>
+            </w:r>
           </w:p>
         </w:tc>
       </w:tr>
@@ -465,62 +333,36 @@
     <w:p>
       <w:pPr>
         <w:spacing w:before="160" w:after="80" w:line="312" w:lineRule="auto"/>
-        <w:ind w:firstLine="520"/>
-        <w:rPr>
-          <w:rFonts w:ascii="黑体" w:eastAsia="黑体" w:hAnsi="黑体"/>
-          <w:color w:val="1F3A5F"/>
-          <w:sz w:val="26"/>
+        <w:ind w:firstLine="560"/>
+        <w:rPr>
+          <w:rFonts w:ascii="黑体" w:eastAsia="黑体" w:hAnsi="黑体" w:hint="eastAsia"/>
+          <w:color w:val="000000" w:themeColor="text1"/>
+          <w:sz w:val="28"/>
+          <w:szCs w:val="28"/>
         </w:rPr>
       </w:pPr>
-    </w:p>
-    <w:p>
-      <w:pPr>
-        <w:spacing w:before="160" w:after="80" w:line="312" w:lineRule="auto"/>
-        <w:ind w:firstLine="560"/>
+      <w:r>
         <w:rPr>
           <w:rFonts w:ascii="黑体" w:eastAsia="黑体" w:hAnsi="黑体"/>
           <w:color w:val="000000" w:themeColor="text1"/>
           <w:sz w:val="28"/>
           <w:szCs w:val="28"/>
         </w:rPr>
-      </w:pPr>
-      <w:r>
-        <w:rPr>
-          <w:rFonts w:ascii="黑体" w:eastAsia="黑体" w:hAnsi="黑体"/>
-          <w:color w:val="000000" w:themeColor="text1"/>
-          <w:sz w:val="28"/>
-          <w:szCs w:val="28"/>
-        </w:rPr>
         <w:t>二、具体使用目的和环节</w:t>
-      </w:r>
-    </w:p>
-    <w:p>
-      <w:pPr>
-        <w:spacing w:after="60" w:line="312" w:lineRule="auto"/>
-        <w:ind w:left="200" w:firstLine="380"/>
-      </w:pPr>
-      <w:r>
-        <w:rPr>
-          <w:rFonts w:ascii="楷体" w:eastAsia="楷体" w:hAnsi="楷体"/>
-          <w:i/>
-          <w:color w:val="886633"/>
-          <w:sz w:val="19"/>
-        </w:rPr>
-        <w:t>【填写提示】按论文写作的7个核心环节，逐一说明AI工具的具体使用目的。使用目的要具体，不要只写“辅助建模”，应写清楚AI在该环节做了什么（如“提供多种建模思路供本队对比选择”、“辅助编写数据预处理代码”等）。未使用AI的环节在“使用目的”栏填写“未使用”。</w:t>
       </w:r>
     </w:p>
     <w:tbl>
       <w:tblPr>
         <w:tblStyle w:val="afa"/>
-        <w:tblW w:w="0" w:type="auto"/>
+        <w:tblW w:w="5000" w:type="pct"/>
         <w:tblLook w:val="04A0" w:firstRow="1" w:lastRow="0" w:firstColumn="1" w:lastColumn="0" w:noHBand="0" w:noVBand="1"/>
       </w:tblPr>
       <w:tblGrid>
-        <w:gridCol w:w="1651"/>
-        <w:gridCol w:w="1876"/>
-        <w:gridCol w:w="1134"/>
-        <w:gridCol w:w="2401"/>
-        <w:gridCol w:w="2008"/>
+        <w:gridCol w:w="542"/>
+        <w:gridCol w:w="2706"/>
+        <w:gridCol w:w="853"/>
+        <w:gridCol w:w="3780"/>
+        <w:gridCol w:w="1189"/>
       </w:tblGrid>
       <w:tr>
         <w:trPr>
@@ -528,99 +370,68 @@
         </w:trPr>
         <w:tc>
           <w:tcPr>
-            <w:tcW w:w="1750" w:type="dxa"/>
-          </w:tcPr>
-          <w:p>
-            <w:pPr>
-              <w:spacing w:before="120" w:after="120"/>
-              <w:ind w:firstLine="381"/>
-              <w:jc w:val="center"/>
-            </w:pPr>
-            <w:r>
-              <w:rPr>
-                <w:rFonts w:ascii="宋体" w:hAnsi="宋体"/>
-                <w:sz w:val="19"/>
-              </w:rPr>
+            <w:tcW w:w="299" w:type="pct"/>
+          </w:tcPr>
+          <w:p>
+            <w:pPr>
+              <w:pStyle w:val="a7"/>
+            </w:pPr>
+            <w:r>
               <w:t>序号</w:t>
             </w:r>
           </w:p>
         </w:tc>
         <w:tc>
           <w:tcPr>
-            <w:tcW w:w="2002" w:type="dxa"/>
-          </w:tcPr>
-          <w:p>
-            <w:pPr>
-              <w:spacing w:before="120" w:after="120"/>
-              <w:ind w:firstLine="381"/>
-              <w:jc w:val="center"/>
-            </w:pPr>
-            <w:r>
-              <w:rPr>
-                <w:rFonts w:ascii="宋体" w:hAnsi="宋体"/>
-                <w:sz w:val="19"/>
-              </w:rPr>
+            <w:tcW w:w="1492" w:type="pct"/>
+          </w:tcPr>
+          <w:p>
+            <w:pPr>
+              <w:pStyle w:val="a7"/>
+            </w:pPr>
+            <w:r>
               <w:t>论文写作环节</w:t>
             </w:r>
           </w:p>
         </w:tc>
         <w:tc>
           <w:tcPr>
-            <w:tcW w:w="1174" w:type="dxa"/>
-          </w:tcPr>
-          <w:p>
-            <w:pPr>
-              <w:spacing w:before="120" w:after="120"/>
-              <w:ind w:firstLine="381"/>
-              <w:jc w:val="center"/>
+            <w:tcW w:w="470" w:type="pct"/>
+          </w:tcPr>
+          <w:p>
+            <w:pPr>
+              <w:pStyle w:val="a7"/>
               <w:rPr>
                 <w:b w:val="0"/>
-                <w:sz w:val="19"/>
-              </w:rPr>
-            </w:pPr>
-            <w:r>
-              <w:rPr>
-                <w:rFonts w:ascii="宋体" w:hAnsi="宋体"/>
-                <w:sz w:val="19"/>
-              </w:rPr>
+              </w:rPr>
+            </w:pPr>
+            <w:r>
               <w:t>是否使用</w:t>
             </w:r>
           </w:p>
         </w:tc>
         <w:tc>
           <w:tcPr>
-            <w:tcW w:w="2543" w:type="dxa"/>
-          </w:tcPr>
-          <w:p>
-            <w:pPr>
-              <w:spacing w:before="120" w:after="120"/>
-              <w:ind w:firstLine="381"/>
-              <w:jc w:val="center"/>
-            </w:pPr>
-            <w:r>
-              <w:rPr>
-                <w:rFonts w:ascii="宋体" w:hAnsi="宋体"/>
-                <w:sz w:val="19"/>
-              </w:rPr>
+            <w:tcW w:w="2084" w:type="pct"/>
+          </w:tcPr>
+          <w:p>
+            <w:pPr>
+              <w:pStyle w:val="a7"/>
+            </w:pPr>
+            <w:r>
               <w:t>使用目的</w:t>
             </w:r>
           </w:p>
         </w:tc>
         <w:tc>
           <w:tcPr>
-            <w:tcW w:w="2149" w:type="dxa"/>
-          </w:tcPr>
-          <w:p>
-            <w:pPr>
-              <w:spacing w:before="120" w:after="120"/>
-              <w:ind w:firstLine="381"/>
-              <w:jc w:val="center"/>
-            </w:pPr>
-            <w:r>
-              <w:rPr>
-                <w:rFonts w:ascii="宋体" w:hAnsi="宋体"/>
-                <w:sz w:val="19"/>
-              </w:rPr>
+            <w:tcW w:w="655" w:type="pct"/>
+          </w:tcPr>
+          <w:p>
+            <w:pPr>
+              <w:pStyle w:val="a7"/>
+            </w:pPr>
+            <w:r>
               <w:t>使用工具</w:t>
             </w:r>
           </w:p>
@@ -629,630 +440,581 @@
       <w:tr>
         <w:tc>
           <w:tcPr>
-            <w:tcW w:w="1750" w:type="dxa"/>
-          </w:tcPr>
-          <w:p>
-            <w:pPr>
-              <w:spacing w:before="60" w:after="60"/>
-              <w:ind w:firstLine="380"/>
-              <w:jc w:val="center"/>
-            </w:pPr>
-            <w:r>
-              <w:rPr>
-                <w:rFonts w:ascii="宋体" w:hAnsi="宋体"/>
-                <w:sz w:val="19"/>
-              </w:rPr>
+            <w:tcW w:w="299" w:type="pct"/>
+          </w:tcPr>
+          <w:p>
+            <w:pPr>
+              <w:pStyle w:val="a7"/>
+            </w:pPr>
+            <w:r>
               <w:t>1</w:t>
             </w:r>
           </w:p>
         </w:tc>
         <w:tc>
           <w:tcPr>
-            <w:tcW w:w="2002" w:type="dxa"/>
-          </w:tcPr>
-          <w:p>
-            <w:pPr>
-              <w:spacing w:before="60" w:after="60"/>
-              <w:ind w:firstLine="380"/>
-            </w:pPr>
-            <w:r>
-              <w:rPr>
-                <w:rFonts w:ascii="宋体" w:hAnsi="宋体"/>
-                <w:sz w:val="19"/>
-              </w:rPr>
+            <w:tcW w:w="1492" w:type="pct"/>
+          </w:tcPr>
+          <w:p>
+            <w:pPr>
+              <w:pStyle w:val="a7"/>
+            </w:pPr>
+            <w:r>
               <w:t>赛题理解与问题分析</w:t>
             </w:r>
           </w:p>
         </w:tc>
         <w:tc>
           <w:tcPr>
-            <w:tcW w:w="1174" w:type="dxa"/>
-          </w:tcPr>
-          <w:p>
-            <w:pPr>
-              <w:spacing w:before="60" w:after="60"/>
-              <w:ind w:firstLine="380"/>
-              <w:jc w:val="center"/>
-              <w:rPr>
-                <w:sz w:val="19"/>
-              </w:rPr>
-            </w:pPr>
-            <w:r>
-              <w:rPr>
-                <w:rFonts w:ascii="宋体" w:hAnsi="宋体"/>
-                <w:sz w:val="19"/>
-              </w:rPr>
-              <w:t>是/否</w:t>
-            </w:r>
-          </w:p>
-        </w:tc>
-        <w:tc>
-          <w:tcPr>
-            <w:tcW w:w="2543" w:type="dxa"/>
-          </w:tcPr>
-          <w:p>
-            <w:pPr>
-              <w:spacing w:before="60" w:after="60"/>
-              <w:ind w:firstLine="380"/>
-            </w:pPr>
-            <w:r>
-              <w:rPr>
-                <w:rFonts w:ascii="宋体" w:hAnsi="宋体"/>
-                <w:sz w:val="19"/>
-              </w:rPr>
-              <w:t>（如：辅助拆解题目要求，识别关键约束条件）</w:t>
-            </w:r>
-          </w:p>
-        </w:tc>
-        <w:tc>
-          <w:tcPr>
-            <w:tcW w:w="2149" w:type="dxa"/>
-          </w:tcPr>
-          <w:p>
-            <w:pPr>
-              <w:spacing w:before="60" w:after="60"/>
-              <w:ind w:firstLine="480"/>
-            </w:pPr>
+            <w:tcW w:w="470" w:type="pct"/>
+          </w:tcPr>
+          <w:p>
+            <w:pPr>
+              <w:pStyle w:val="a7"/>
+            </w:pPr>
+            <w:r>
+              <w:t>是</w:t>
+            </w:r>
+          </w:p>
+        </w:tc>
+        <w:tc>
+          <w:tcPr>
+            <w:tcW w:w="2084" w:type="pct"/>
+          </w:tcPr>
+          <w:p>
+            <w:pPr>
+              <w:pStyle w:val="a7"/>
+              <w:rPr>
+                <w:rFonts w:hint="eastAsia"/>
+              </w:rPr>
+            </w:pPr>
+            <w:r>
+              <w:rPr>
+                <w:rFonts w:hint="eastAsia"/>
+              </w:rPr>
+              <w:t>理解</w:t>
+            </w:r>
+            <w:r>
+              <w:t>题目要求，</w:t>
+            </w:r>
+            <w:r>
+              <w:rPr>
+                <w:rFonts w:hint="eastAsia"/>
+              </w:rPr>
+              <w:t>提出注意点</w:t>
+            </w:r>
+          </w:p>
+        </w:tc>
+        <w:tc>
+          <w:tcPr>
+            <w:tcW w:w="655" w:type="pct"/>
+          </w:tcPr>
+          <w:p>
+            <w:pPr>
+              <w:pStyle w:val="a7"/>
+            </w:pPr>
+            <w:r>
+              <w:rPr>
+                <w:rFonts w:hint="eastAsia"/>
+              </w:rPr>
+              <w:t>Codex</w:t>
+            </w:r>
           </w:p>
         </w:tc>
       </w:tr>
       <w:tr>
         <w:tc>
           <w:tcPr>
-            <w:tcW w:w="1750" w:type="dxa"/>
-          </w:tcPr>
-          <w:p>
-            <w:pPr>
-              <w:spacing w:before="60" w:after="60"/>
-              <w:ind w:firstLine="380"/>
-              <w:jc w:val="center"/>
-            </w:pPr>
-            <w:r>
-              <w:rPr>
-                <w:rFonts w:ascii="宋体" w:hAnsi="宋体"/>
-                <w:sz w:val="19"/>
-              </w:rPr>
+            <w:tcW w:w="299" w:type="pct"/>
+          </w:tcPr>
+          <w:p>
+            <w:pPr>
+              <w:pStyle w:val="a7"/>
+            </w:pPr>
+            <w:r>
               <w:t>2</w:t>
             </w:r>
           </w:p>
         </w:tc>
         <w:tc>
           <w:tcPr>
-            <w:tcW w:w="2002" w:type="dxa"/>
-          </w:tcPr>
-          <w:p>
-            <w:pPr>
-              <w:spacing w:before="60" w:after="60"/>
-              <w:ind w:firstLine="380"/>
-            </w:pPr>
-            <w:r>
-              <w:rPr>
-                <w:rFonts w:ascii="宋体" w:hAnsi="宋体"/>
-                <w:sz w:val="19"/>
-              </w:rPr>
+            <w:tcW w:w="1492" w:type="pct"/>
+          </w:tcPr>
+          <w:p>
+            <w:pPr>
+              <w:pStyle w:val="a7"/>
+            </w:pPr>
+            <w:r>
               <w:t>模型假设与符号定义</w:t>
             </w:r>
           </w:p>
         </w:tc>
         <w:tc>
           <w:tcPr>
-            <w:tcW w:w="1174" w:type="dxa"/>
-          </w:tcPr>
-          <w:p>
-            <w:pPr>
-              <w:spacing w:before="60" w:after="60"/>
-              <w:ind w:firstLine="380"/>
-              <w:jc w:val="center"/>
-              <w:rPr>
-                <w:sz w:val="19"/>
-              </w:rPr>
-            </w:pPr>
-            <w:r>
-              <w:rPr>
-                <w:rFonts w:ascii="宋体" w:hAnsi="宋体"/>
-                <w:sz w:val="19"/>
-              </w:rPr>
-              <w:t>是/否</w:t>
-            </w:r>
-          </w:p>
-        </w:tc>
-        <w:tc>
-          <w:tcPr>
-            <w:tcW w:w="2543" w:type="dxa"/>
-          </w:tcPr>
-          <w:p>
-            <w:pPr>
-              <w:spacing w:before="60" w:after="60"/>
-              <w:ind w:firstLine="380"/>
-            </w:pPr>
-            <w:r>
-              <w:rPr>
-                <w:rFonts w:ascii="宋体" w:hAnsi="宋体"/>
-                <w:sz w:val="19"/>
-              </w:rPr>
-              <w:t>（如：参考常见假设类型，本队筛选后确定）</w:t>
-            </w:r>
-          </w:p>
-        </w:tc>
-        <w:tc>
-          <w:tcPr>
-            <w:tcW w:w="2149" w:type="dxa"/>
-          </w:tcPr>
-          <w:p>
-            <w:pPr>
-              <w:spacing w:before="60" w:after="60"/>
-              <w:ind w:firstLine="480"/>
-            </w:pPr>
+            <w:tcW w:w="470" w:type="pct"/>
+          </w:tcPr>
+          <w:p>
+            <w:pPr>
+              <w:pStyle w:val="a7"/>
+            </w:pPr>
+            <w:r>
+              <w:t>是</w:t>
+            </w:r>
+          </w:p>
+        </w:tc>
+        <w:tc>
+          <w:tcPr>
+            <w:tcW w:w="2084" w:type="pct"/>
+          </w:tcPr>
+          <w:p>
+            <w:pPr>
+              <w:pStyle w:val="a7"/>
+            </w:pPr>
+            <w:r>
+              <w:rPr>
+                <w:rFonts w:hint="eastAsia"/>
+              </w:rPr>
+              <w:t>整理和统一题目及解题过程中涉及到的物理符号</w:t>
+            </w:r>
+          </w:p>
+        </w:tc>
+        <w:tc>
+          <w:tcPr>
+            <w:tcW w:w="655" w:type="pct"/>
+          </w:tcPr>
+          <w:p>
+            <w:pPr>
+              <w:pStyle w:val="a7"/>
+            </w:pPr>
+            <w:r>
+              <w:rPr>
+                <w:rFonts w:hint="eastAsia"/>
+              </w:rPr>
+              <w:t>Codex</w:t>
+            </w:r>
           </w:p>
         </w:tc>
       </w:tr>
       <w:tr>
         <w:tc>
           <w:tcPr>
-            <w:tcW w:w="1750" w:type="dxa"/>
-          </w:tcPr>
-          <w:p>
-            <w:pPr>
-              <w:spacing w:before="60" w:after="60"/>
-              <w:ind w:firstLine="380"/>
-              <w:jc w:val="center"/>
-            </w:pPr>
-            <w:r>
-              <w:rPr>
-                <w:rFonts w:ascii="宋体" w:hAnsi="宋体"/>
-                <w:sz w:val="19"/>
-              </w:rPr>
+            <w:tcW w:w="299" w:type="pct"/>
+          </w:tcPr>
+          <w:p>
+            <w:pPr>
+              <w:pStyle w:val="a7"/>
+            </w:pPr>
+            <w:r>
               <w:t>3</w:t>
             </w:r>
           </w:p>
         </w:tc>
         <w:tc>
           <w:tcPr>
-            <w:tcW w:w="2002" w:type="dxa"/>
-          </w:tcPr>
-          <w:p>
-            <w:pPr>
-              <w:spacing w:before="60" w:after="60"/>
-              <w:ind w:firstLine="380"/>
-            </w:pPr>
-            <w:r>
-              <w:rPr>
-                <w:rFonts w:ascii="宋体" w:hAnsi="宋体"/>
-                <w:sz w:val="19"/>
-              </w:rPr>
+            <w:tcW w:w="1492" w:type="pct"/>
+          </w:tcPr>
+          <w:p>
+            <w:pPr>
+              <w:pStyle w:val="a7"/>
+            </w:pPr>
+            <w:r>
               <w:t>模型建立与算法设计</w:t>
             </w:r>
           </w:p>
         </w:tc>
         <w:tc>
           <w:tcPr>
-            <w:tcW w:w="1174" w:type="dxa"/>
-          </w:tcPr>
-          <w:p>
-            <w:pPr>
-              <w:spacing w:before="60" w:after="60"/>
-              <w:ind w:firstLine="380"/>
-              <w:jc w:val="center"/>
-              <w:rPr>
-                <w:sz w:val="19"/>
-              </w:rPr>
-            </w:pPr>
-            <w:r>
-              <w:rPr>
-                <w:rFonts w:ascii="宋体" w:hAnsi="宋体"/>
-                <w:sz w:val="19"/>
-              </w:rPr>
-              <w:t>是/否</w:t>
-            </w:r>
-          </w:p>
-        </w:tc>
-        <w:tc>
-          <w:tcPr>
-            <w:tcW w:w="2543" w:type="dxa"/>
-          </w:tcPr>
-          <w:p>
-            <w:pPr>
-              <w:spacing w:before="60" w:after="60"/>
-              <w:ind w:firstLine="380"/>
-            </w:pPr>
-            <w:r>
-              <w:rPr>
-                <w:rFonts w:ascii="宋体" w:hAnsi="宋体"/>
-                <w:sz w:val="19"/>
-              </w:rPr>
-              <w:t>（如：提供算法选型建议，核心建模由本队主导）</w:t>
-            </w:r>
-          </w:p>
-        </w:tc>
-        <w:tc>
-          <w:tcPr>
-            <w:tcW w:w="2149" w:type="dxa"/>
-          </w:tcPr>
-          <w:p>
-            <w:pPr>
-              <w:spacing w:before="60" w:after="60"/>
-              <w:ind w:firstLine="480"/>
-            </w:pPr>
+            <w:tcW w:w="470" w:type="pct"/>
+          </w:tcPr>
+          <w:p>
+            <w:pPr>
+              <w:pStyle w:val="a7"/>
+              <w:rPr>
+                <w:rFonts w:hint="eastAsia"/>
+              </w:rPr>
+            </w:pPr>
+            <w:r>
+              <w:t>是</w:t>
+            </w:r>
+          </w:p>
+        </w:tc>
+        <w:tc>
+          <w:tcPr>
+            <w:tcW w:w="2084" w:type="pct"/>
+          </w:tcPr>
+          <w:p>
+            <w:pPr>
+              <w:pStyle w:val="a7"/>
+              <w:rPr>
+                <w:rFonts w:hint="eastAsia"/>
+              </w:rPr>
+            </w:pPr>
+            <w:r>
+              <w:rPr>
+                <w:rFonts w:hint="eastAsia"/>
+              </w:rPr>
+              <w:t>提供建模思路可行性分析</w:t>
+            </w:r>
+          </w:p>
+        </w:tc>
+        <w:tc>
+          <w:tcPr>
+            <w:tcW w:w="655" w:type="pct"/>
+          </w:tcPr>
+          <w:p>
+            <w:pPr>
+              <w:pStyle w:val="a7"/>
+            </w:pPr>
+            <w:r>
+              <w:rPr>
+                <w:rFonts w:hint="eastAsia"/>
+              </w:rPr>
+              <w:t>Codex</w:t>
+            </w:r>
           </w:p>
         </w:tc>
       </w:tr>
       <w:tr>
         <w:tc>
           <w:tcPr>
-            <w:tcW w:w="1750" w:type="dxa"/>
-          </w:tcPr>
-          <w:p>
-            <w:pPr>
-              <w:spacing w:before="60" w:after="60"/>
-              <w:ind w:firstLine="380"/>
-              <w:jc w:val="center"/>
-            </w:pPr>
-            <w:r>
-              <w:rPr>
-                <w:rFonts w:ascii="宋体" w:hAnsi="宋体"/>
-                <w:sz w:val="19"/>
-              </w:rPr>
+            <w:tcW w:w="299" w:type="pct"/>
+          </w:tcPr>
+          <w:p>
+            <w:pPr>
+              <w:pStyle w:val="a7"/>
+            </w:pPr>
+            <w:r>
               <w:t>4</w:t>
             </w:r>
           </w:p>
         </w:tc>
         <w:tc>
           <w:tcPr>
-            <w:tcW w:w="2002" w:type="dxa"/>
-          </w:tcPr>
-          <w:p>
-            <w:pPr>
-              <w:spacing w:before="60" w:after="60"/>
-              <w:ind w:firstLine="380"/>
-            </w:pPr>
-            <w:r>
-              <w:rPr>
-                <w:rFonts w:ascii="宋体" w:hAnsi="宋体"/>
-                <w:sz w:val="19"/>
-              </w:rPr>
+            <w:tcW w:w="1492" w:type="pct"/>
+          </w:tcPr>
+          <w:p>
+            <w:pPr>
+              <w:pStyle w:val="a7"/>
+            </w:pPr>
+            <w:r>
               <w:t>模型求解与编程实现</w:t>
             </w:r>
           </w:p>
         </w:tc>
         <w:tc>
           <w:tcPr>
-            <w:tcW w:w="1174" w:type="dxa"/>
-          </w:tcPr>
-          <w:p>
-            <w:pPr>
-              <w:spacing w:before="60" w:after="60"/>
-              <w:ind w:firstLine="380"/>
-              <w:jc w:val="center"/>
-              <w:rPr>
-                <w:sz w:val="19"/>
-              </w:rPr>
-            </w:pPr>
-            <w:r>
-              <w:rPr>
-                <w:rFonts w:ascii="宋体" w:hAnsi="宋体"/>
-                <w:sz w:val="19"/>
-              </w:rPr>
-              <w:t>是/否</w:t>
-            </w:r>
-          </w:p>
-        </w:tc>
-        <w:tc>
-          <w:tcPr>
-            <w:tcW w:w="2543" w:type="dxa"/>
-          </w:tcPr>
-          <w:p>
-            <w:pPr>
-              <w:spacing w:before="60" w:after="60"/>
-              <w:ind w:firstLine="380"/>
-            </w:pPr>
-            <w:r>
-              <w:rPr>
-                <w:rFonts w:ascii="宋体" w:hAnsi="宋体"/>
-                <w:sz w:val="19"/>
-              </w:rPr>
-              <w:t>（如：辅助编写求解代码，调试报错，本队验证）</w:t>
-            </w:r>
-          </w:p>
-        </w:tc>
-        <w:tc>
-          <w:tcPr>
-            <w:tcW w:w="2149" w:type="dxa"/>
-          </w:tcPr>
-          <w:p>
-            <w:pPr>
-              <w:spacing w:before="60" w:after="60"/>
-              <w:ind w:firstLine="480"/>
-            </w:pPr>
+            <w:tcW w:w="470" w:type="pct"/>
+          </w:tcPr>
+          <w:p>
+            <w:pPr>
+              <w:pStyle w:val="a7"/>
+              <w:rPr>
+                <w:rFonts w:hint="eastAsia"/>
+              </w:rPr>
+            </w:pPr>
+            <w:r>
+              <w:t>是</w:t>
+            </w:r>
+          </w:p>
+        </w:tc>
+        <w:tc>
+          <w:tcPr>
+            <w:tcW w:w="2084" w:type="pct"/>
+          </w:tcPr>
+          <w:p>
+            <w:pPr>
+              <w:pStyle w:val="a7"/>
+            </w:pPr>
+            <w:r>
+              <w:t>辅助编写求解代码，调试报错</w:t>
+            </w:r>
+          </w:p>
+        </w:tc>
+        <w:tc>
+          <w:tcPr>
+            <w:tcW w:w="655" w:type="pct"/>
+          </w:tcPr>
+          <w:p>
+            <w:pPr>
+              <w:pStyle w:val="a7"/>
+            </w:pPr>
+            <w:r>
+              <w:rPr>
+                <w:rFonts w:hint="eastAsia"/>
+              </w:rPr>
+              <w:t>Codex</w:t>
+            </w:r>
           </w:p>
         </w:tc>
       </w:tr>
       <w:tr>
         <w:tc>
           <w:tcPr>
-            <w:tcW w:w="1750" w:type="dxa"/>
-          </w:tcPr>
-          <w:p>
-            <w:pPr>
-              <w:spacing w:before="60" w:after="60"/>
-              <w:ind w:firstLine="380"/>
-              <w:jc w:val="center"/>
-            </w:pPr>
-            <w:r>
-              <w:rPr>
-                <w:rFonts w:ascii="宋体" w:hAnsi="宋体"/>
-                <w:sz w:val="19"/>
-              </w:rPr>
+            <w:tcW w:w="299" w:type="pct"/>
+          </w:tcPr>
+          <w:p>
+            <w:pPr>
+              <w:pStyle w:val="a7"/>
+            </w:pPr>
+            <w:r>
               <w:t>5</w:t>
             </w:r>
           </w:p>
         </w:tc>
         <w:tc>
           <w:tcPr>
-            <w:tcW w:w="2002" w:type="dxa"/>
-          </w:tcPr>
-          <w:p>
-            <w:pPr>
-              <w:spacing w:before="60" w:after="60"/>
-              <w:ind w:firstLine="380"/>
-            </w:pPr>
-            <w:r>
-              <w:rPr>
-                <w:rFonts w:ascii="宋体" w:hAnsi="宋体"/>
-                <w:sz w:val="19"/>
-              </w:rPr>
+            <w:tcW w:w="1492" w:type="pct"/>
+          </w:tcPr>
+          <w:p>
+            <w:pPr>
+              <w:pStyle w:val="a7"/>
+            </w:pPr>
+            <w:r>
               <w:t>结果分析与模型检验</w:t>
             </w:r>
           </w:p>
         </w:tc>
         <w:tc>
           <w:tcPr>
-            <w:tcW w:w="1174" w:type="dxa"/>
-          </w:tcPr>
-          <w:p>
-            <w:pPr>
-              <w:spacing w:before="60" w:after="60"/>
-              <w:ind w:firstLine="380"/>
-              <w:jc w:val="center"/>
-              <w:rPr>
-                <w:sz w:val="19"/>
-              </w:rPr>
-            </w:pPr>
-            <w:r>
-              <w:rPr>
-                <w:rFonts w:ascii="宋体" w:hAnsi="宋体"/>
-                <w:sz w:val="19"/>
-              </w:rPr>
-              <w:t>是/否</w:t>
-            </w:r>
-          </w:p>
-        </w:tc>
-        <w:tc>
-          <w:tcPr>
-            <w:tcW w:w="2543" w:type="dxa"/>
-          </w:tcPr>
-          <w:p>
-            <w:pPr>
-              <w:spacing w:before="60" w:after="60"/>
-              <w:ind w:firstLine="380"/>
-            </w:pPr>
-            <w:r>
-              <w:rPr>
-                <w:rFonts w:ascii="宋体" w:hAnsi="宋体"/>
-                <w:sz w:val="19"/>
-              </w:rPr>
-              <w:t>（如：辅助解读结果，提供检验方法参考）</w:t>
-            </w:r>
-          </w:p>
-        </w:tc>
-        <w:tc>
-          <w:tcPr>
-            <w:tcW w:w="2149" w:type="dxa"/>
-          </w:tcPr>
-          <w:p>
-            <w:pPr>
-              <w:spacing w:before="60" w:after="60"/>
-              <w:ind w:firstLine="480"/>
-            </w:pPr>
+            <w:tcW w:w="470" w:type="pct"/>
+          </w:tcPr>
+          <w:p>
+            <w:pPr>
+              <w:pStyle w:val="a7"/>
+            </w:pPr>
+            <w:r>
+              <w:t>否</w:t>
+            </w:r>
+          </w:p>
+        </w:tc>
+        <w:tc>
+          <w:tcPr>
+            <w:tcW w:w="2084" w:type="pct"/>
+          </w:tcPr>
+          <w:p>
+            <w:pPr>
+              <w:pStyle w:val="a7"/>
+              <w:rPr>
+                <w:rFonts w:hint="eastAsia"/>
+              </w:rPr>
+            </w:pPr>
+            <w:r>
+              <w:rPr>
+                <w:rFonts w:hint="eastAsia"/>
+              </w:rPr>
+              <w:t>未使用</w:t>
+            </w:r>
+          </w:p>
+        </w:tc>
+        <w:tc>
+          <w:tcPr>
+            <w:tcW w:w="655" w:type="pct"/>
+          </w:tcPr>
+          <w:p>
+            <w:pPr>
+              <w:pStyle w:val="a7"/>
+              <w:rPr>
+                <w:rFonts w:hint="eastAsia"/>
+              </w:rPr>
+            </w:pPr>
+            <w:r>
+              <w:rPr>
+                <w:rFonts w:hint="eastAsia"/>
+              </w:rPr>
+              <w:t>无</w:t>
+            </w:r>
           </w:p>
         </w:tc>
       </w:tr>
       <w:tr>
         <w:tc>
           <w:tcPr>
-            <w:tcW w:w="1750" w:type="dxa"/>
-          </w:tcPr>
-          <w:p>
-            <w:pPr>
-              <w:spacing w:before="60" w:after="60"/>
-              <w:ind w:firstLine="380"/>
-              <w:jc w:val="center"/>
-            </w:pPr>
-            <w:r>
-              <w:rPr>
-                <w:rFonts w:ascii="宋体" w:hAnsi="宋体"/>
-                <w:sz w:val="19"/>
-              </w:rPr>
+            <w:tcW w:w="299" w:type="pct"/>
+          </w:tcPr>
+          <w:p>
+            <w:pPr>
+              <w:pStyle w:val="a7"/>
+            </w:pPr>
+            <w:r>
               <w:t>6</w:t>
             </w:r>
           </w:p>
         </w:tc>
         <w:tc>
           <w:tcPr>
-            <w:tcW w:w="2002" w:type="dxa"/>
-          </w:tcPr>
-          <w:p>
-            <w:pPr>
-              <w:spacing w:before="60" w:after="60"/>
-              <w:ind w:firstLine="380"/>
-            </w:pPr>
-            <w:r>
-              <w:rPr>
-                <w:rFonts w:ascii="宋体" w:hAnsi="宋体"/>
-                <w:sz w:val="19"/>
-              </w:rPr>
+            <w:tcW w:w="1492" w:type="pct"/>
+          </w:tcPr>
+          <w:p>
+            <w:pPr>
+              <w:pStyle w:val="a7"/>
+            </w:pPr>
+            <w:r>
               <w:t>论文撰写与文字润色</w:t>
             </w:r>
           </w:p>
         </w:tc>
         <w:tc>
           <w:tcPr>
-            <w:tcW w:w="1174" w:type="dxa"/>
-          </w:tcPr>
-          <w:p>
-            <w:pPr>
-              <w:spacing w:before="60" w:after="60"/>
-              <w:ind w:firstLine="380"/>
-              <w:jc w:val="center"/>
-              <w:rPr>
-                <w:sz w:val="19"/>
-              </w:rPr>
-            </w:pPr>
-            <w:r>
-              <w:rPr>
-                <w:rFonts w:ascii="宋体" w:hAnsi="宋体"/>
-                <w:sz w:val="19"/>
-              </w:rPr>
-              <w:t>是/否</w:t>
-            </w:r>
-          </w:p>
-        </w:tc>
-        <w:tc>
-          <w:tcPr>
-            <w:tcW w:w="2543" w:type="dxa"/>
-          </w:tcPr>
-          <w:p>
-            <w:pPr>
-              <w:spacing w:before="60" w:after="60"/>
-              <w:ind w:firstLine="380"/>
-            </w:pPr>
-            <w:r>
-              <w:rPr>
-                <w:rFonts w:ascii="宋体" w:hAnsi="宋体"/>
-                <w:sz w:val="19"/>
-              </w:rPr>
-              <w:t>（如：优化文字表达，调整语句通顺度）</w:t>
-            </w:r>
-          </w:p>
-        </w:tc>
-        <w:tc>
-          <w:tcPr>
-            <w:tcW w:w="2149" w:type="dxa"/>
-          </w:tcPr>
-          <w:p>
-            <w:pPr>
-              <w:spacing w:before="60" w:after="60"/>
-              <w:ind w:firstLine="480"/>
-            </w:pPr>
+            <w:tcW w:w="470" w:type="pct"/>
+          </w:tcPr>
+          <w:p>
+            <w:pPr>
+              <w:pStyle w:val="a7"/>
+              <w:rPr>
+                <w:rFonts w:hint="eastAsia"/>
+              </w:rPr>
+            </w:pPr>
+            <w:r>
+              <w:t>是</w:t>
+            </w:r>
+          </w:p>
+        </w:tc>
+        <w:tc>
+          <w:tcPr>
+            <w:tcW w:w="2084" w:type="pct"/>
+          </w:tcPr>
+          <w:p>
+            <w:pPr>
+              <w:pStyle w:val="a7"/>
+              <w:jc w:val="left"/>
+              <w:rPr>
+                <w:rFonts w:hint="eastAsia"/>
+              </w:rPr>
+            </w:pPr>
+            <w:r>
+              <w:t>优化</w:t>
+            </w:r>
+            <w:r>
+              <w:rPr>
+                <w:rFonts w:hint="eastAsia"/>
+              </w:rPr>
+              <w:t>语言</w:t>
+            </w:r>
+            <w:r>
+              <w:t>表达，</w:t>
+            </w:r>
+            <w:r>
+              <w:rPr>
+                <w:rFonts w:hint="eastAsia"/>
+              </w:rPr>
+              <w:t>提高</w:t>
+            </w:r>
+            <w:r>
+              <w:t>语句通顺度</w:t>
+            </w:r>
+          </w:p>
+        </w:tc>
+        <w:tc>
+          <w:tcPr>
+            <w:tcW w:w="655" w:type="pct"/>
+          </w:tcPr>
+          <w:p>
+            <w:pPr>
+              <w:pStyle w:val="a7"/>
+              <w:rPr>
+                <w:rFonts w:hint="eastAsia"/>
+              </w:rPr>
+            </w:pPr>
+            <w:r>
+              <w:rPr>
+                <w:rFonts w:hint="eastAsia"/>
+              </w:rPr>
+              <w:t>DeepSeek</w:t>
+            </w:r>
           </w:p>
         </w:tc>
       </w:tr>
       <w:tr>
         <w:tc>
           <w:tcPr>
-            <w:tcW w:w="1750" w:type="dxa"/>
-          </w:tcPr>
-          <w:p>
-            <w:pPr>
-              <w:spacing w:before="60" w:after="60"/>
-              <w:ind w:firstLine="380"/>
-              <w:jc w:val="center"/>
-            </w:pPr>
-            <w:r>
-              <w:rPr>
-                <w:rFonts w:ascii="宋体" w:hAnsi="宋体"/>
-                <w:sz w:val="19"/>
-              </w:rPr>
+            <w:tcW w:w="299" w:type="pct"/>
+          </w:tcPr>
+          <w:p>
+            <w:pPr>
+              <w:pStyle w:val="a7"/>
+            </w:pPr>
+            <w:r>
               <w:t>7</w:t>
             </w:r>
           </w:p>
         </w:tc>
         <w:tc>
           <w:tcPr>
-            <w:tcW w:w="2002" w:type="dxa"/>
-          </w:tcPr>
-          <w:p>
-            <w:pPr>
-              <w:spacing w:before="60" w:after="60"/>
-              <w:ind w:firstLine="380"/>
-            </w:pPr>
-            <w:r>
-              <w:rPr>
-                <w:rFonts w:ascii="宋体" w:hAnsi="宋体"/>
-                <w:sz w:val="19"/>
-              </w:rPr>
-              <w:t>其他辅助环节（文献/数据/图表等）</w:t>
-            </w:r>
-          </w:p>
-        </w:tc>
-        <w:tc>
-          <w:tcPr>
-            <w:tcW w:w="1174" w:type="dxa"/>
-          </w:tcPr>
-          <w:p>
-            <w:pPr>
-              <w:spacing w:before="60" w:after="60"/>
-              <w:ind w:firstLine="380"/>
-              <w:jc w:val="center"/>
-              <w:rPr>
-                <w:sz w:val="19"/>
-              </w:rPr>
-            </w:pPr>
-            <w:r>
-              <w:rPr>
-                <w:rFonts w:ascii="宋体" w:hAnsi="宋体"/>
-                <w:sz w:val="19"/>
-              </w:rPr>
-              <w:t>是/否</w:t>
-            </w:r>
-          </w:p>
-        </w:tc>
-        <w:tc>
-          <w:tcPr>
-            <w:tcW w:w="2543" w:type="dxa"/>
-          </w:tcPr>
-          <w:p>
-            <w:pPr>
-              <w:spacing w:before="60" w:after="60"/>
-              <w:ind w:firstLine="380"/>
-            </w:pPr>
-            <w:r>
-              <w:rPr>
-                <w:rFonts w:ascii="宋体" w:hAnsi="宋体"/>
-                <w:sz w:val="19"/>
-              </w:rPr>
-              <w:t>（如：辅助整理文献格式，数据清洗）</w:t>
-            </w:r>
-          </w:p>
-        </w:tc>
-        <w:tc>
-          <w:tcPr>
-            <w:tcW w:w="2149" w:type="dxa"/>
-          </w:tcPr>
-          <w:p>
-            <w:pPr>
-              <w:spacing w:before="60" w:after="60"/>
-              <w:ind w:firstLine="480"/>
-            </w:pPr>
+            <w:tcW w:w="1492" w:type="pct"/>
+          </w:tcPr>
+          <w:p>
+            <w:pPr>
+              <w:pStyle w:val="a7"/>
+            </w:pPr>
+            <w:r>
+              <w:t>其他辅助环节（文献</w:t>
+            </w:r>
+            <w:r>
+              <w:t>/</w:t>
+            </w:r>
+            <w:r>
+              <w:t>数据</w:t>
+            </w:r>
+            <w:r>
+              <w:t>/</w:t>
+            </w:r>
+            <w:r>
+              <w:t>图表等）</w:t>
+            </w:r>
+          </w:p>
+        </w:tc>
+        <w:tc>
+          <w:tcPr>
+            <w:tcW w:w="470" w:type="pct"/>
+          </w:tcPr>
+          <w:p>
+            <w:pPr>
+              <w:pStyle w:val="a7"/>
+              <w:rPr>
+                <w:rFonts w:hint="eastAsia"/>
+              </w:rPr>
+            </w:pPr>
+            <w:r>
+              <w:t>是</w:t>
+            </w:r>
+          </w:p>
+        </w:tc>
+        <w:tc>
+          <w:tcPr>
+            <w:tcW w:w="2084" w:type="pct"/>
+          </w:tcPr>
+          <w:p>
+            <w:pPr>
+              <w:pStyle w:val="a7"/>
+            </w:pPr>
+            <w:r>
+              <w:t>辅助整理</w:t>
+            </w:r>
+            <w:r>
+              <w:rPr>
+                <w:rFonts w:hint="eastAsia"/>
+              </w:rPr>
+              <w:t>引用</w:t>
+            </w:r>
+            <w:r>
+              <w:t>文献格式</w:t>
+            </w:r>
+          </w:p>
+        </w:tc>
+        <w:tc>
+          <w:tcPr>
+            <w:tcW w:w="655" w:type="pct"/>
+          </w:tcPr>
+          <w:p>
+            <w:pPr>
+              <w:pStyle w:val="a7"/>
+            </w:pPr>
+            <w:r>
+              <w:rPr>
+                <w:rFonts w:hint="eastAsia"/>
+              </w:rPr>
+              <w:t>DeepSeek</w:t>
+            </w:r>
           </w:p>
         </w:tc>
       </w:tr>
@@ -1287,6 +1049,9 @@
       <w:pPr>
         <w:spacing w:before="100" w:after="60" w:line="312" w:lineRule="auto"/>
         <w:ind w:firstLine="442"/>
+        <w:rPr>
+          <w:rFonts w:hint="eastAsia"/>
+        </w:rPr>
       </w:pPr>
       <w:r>
         <w:rPr>
@@ -1295,35 +1060,19 @@
           <w:sz w:val="22"/>
         </w:rPr>
         <w:t>（一）主要提示方式</w:t>
-      </w:r>
-    </w:p>
-    <w:p>
-      <w:pPr>
-        <w:spacing w:after="60" w:line="312" w:lineRule="auto"/>
-        <w:ind w:left="200" w:firstLine="380"/>
-      </w:pPr>
-      <w:r>
-        <w:rPr>
-          <w:rFonts w:ascii="楷体" w:eastAsia="楷体" w:hAnsi="楷体"/>
-          <w:i/>
-          <w:color w:val="886633"/>
-          <w:sz w:val="19"/>
-        </w:rPr>
-        <w:lastRenderedPageBreak/>
-        <w:t>【填写提示】说明本队使用AI工具的主要交互方式，在“是否使用”栏填写“是”或“否”，并在“简要说明”栏简述使用场景（如“用于代码编写和调试”）。可多选。</w:t>
       </w:r>
     </w:p>
     <w:tbl>
       <w:tblPr>
         <w:tblStyle w:val="afa"/>
-        <w:tblW w:w="0" w:type="auto"/>
+        <w:tblW w:w="5000" w:type="pct"/>
         <w:tblLook w:val="04A0" w:firstRow="1" w:lastRow="0" w:firstColumn="1" w:lastColumn="0" w:noHBand="0" w:noVBand="1"/>
       </w:tblPr>
       <w:tblGrid>
-        <w:gridCol w:w="2262"/>
-        <w:gridCol w:w="2262"/>
-        <w:gridCol w:w="2262"/>
-        <w:gridCol w:w="2284"/>
+        <w:gridCol w:w="648"/>
+        <w:gridCol w:w="3225"/>
+        <w:gridCol w:w="1030"/>
+        <w:gridCol w:w="4167"/>
       </w:tblGrid>
       <w:tr>
         <w:trPr>
@@ -1331,76 +1080,52 @@
         </w:trPr>
         <w:tc>
           <w:tcPr>
-            <w:tcW w:w="2351" w:type="dxa"/>
-          </w:tcPr>
-          <w:p>
-            <w:pPr>
-              <w:spacing w:before="120" w:after="120"/>
-              <w:ind w:firstLine="381"/>
-              <w:jc w:val="center"/>
-            </w:pPr>
-            <w:r>
-              <w:rPr>
-                <w:rFonts w:ascii="宋体" w:hAnsi="宋体"/>
-                <w:sz w:val="19"/>
-              </w:rPr>
+            <w:tcW w:w="357" w:type="pct"/>
+          </w:tcPr>
+          <w:p>
+            <w:pPr>
+              <w:pStyle w:val="a7"/>
+            </w:pPr>
+            <w:r>
               <w:t>序号</w:t>
             </w:r>
           </w:p>
         </w:tc>
         <w:tc>
           <w:tcPr>
-            <w:tcW w:w="2351" w:type="dxa"/>
-          </w:tcPr>
-          <w:p>
-            <w:pPr>
-              <w:spacing w:before="120" w:after="120"/>
-              <w:ind w:firstLine="381"/>
-              <w:jc w:val="center"/>
-            </w:pPr>
-            <w:r>
-              <w:rPr>
-                <w:rFonts w:ascii="宋体" w:hAnsi="宋体"/>
-                <w:sz w:val="19"/>
-              </w:rPr>
+            <w:tcW w:w="1778" w:type="pct"/>
+          </w:tcPr>
+          <w:p>
+            <w:pPr>
+              <w:pStyle w:val="a7"/>
+            </w:pPr>
+            <w:r>
               <w:t>提示方式</w:t>
             </w:r>
           </w:p>
         </w:tc>
         <w:tc>
           <w:tcPr>
-            <w:tcW w:w="2351" w:type="dxa"/>
-          </w:tcPr>
-          <w:p>
-            <w:pPr>
-              <w:spacing w:before="120" w:after="120"/>
-              <w:ind w:firstLine="381"/>
-              <w:jc w:val="center"/>
-            </w:pPr>
-            <w:r>
-              <w:rPr>
-                <w:rFonts w:ascii="宋体" w:hAnsi="宋体"/>
-                <w:sz w:val="19"/>
-              </w:rPr>
+            <w:tcW w:w="568" w:type="pct"/>
+          </w:tcPr>
+          <w:p>
+            <w:pPr>
+              <w:pStyle w:val="a7"/>
+            </w:pPr>
+            <w:r>
               <w:t>是否使用</w:t>
             </w:r>
           </w:p>
         </w:tc>
         <w:tc>
           <w:tcPr>
-            <w:tcW w:w="2351" w:type="dxa"/>
-          </w:tcPr>
-          <w:p>
-            <w:pPr>
-              <w:spacing w:before="120" w:after="120"/>
-              <w:ind w:firstLine="381"/>
-              <w:jc w:val="center"/>
-            </w:pPr>
-            <w:r>
-              <w:rPr>
-                <w:rFonts w:ascii="宋体" w:hAnsi="宋体"/>
-                <w:sz w:val="19"/>
-              </w:rPr>
+            <w:tcW w:w="2297" w:type="pct"/>
+          </w:tcPr>
+          <w:p>
+            <w:pPr>
+              <w:pStyle w:val="a7"/>
+            </w:pPr>
+            <w:r>
               <w:t>简要说明</w:t>
             </w:r>
           </w:p>
@@ -1409,75 +1134,71 @@
       <w:tr>
         <w:tc>
           <w:tcPr>
-            <w:tcW w:w="2351" w:type="dxa"/>
-          </w:tcPr>
-          <w:p>
-            <w:pPr>
-              <w:spacing w:beforeLines="50" w:before="120" w:afterLines="50" w:after="120"/>
-              <w:ind w:firstLine="380"/>
-              <w:jc w:val="center"/>
-            </w:pPr>
-            <w:r>
-              <w:rPr>
-                <w:rFonts w:ascii="宋体" w:hAnsi="宋体"/>
-                <w:sz w:val="19"/>
-              </w:rPr>
+            <w:tcW w:w="357" w:type="pct"/>
+          </w:tcPr>
+          <w:p>
+            <w:pPr>
+              <w:pStyle w:val="a7"/>
+            </w:pPr>
+            <w:r>
               <w:t>1</w:t>
             </w:r>
           </w:p>
         </w:tc>
         <w:tc>
           <w:tcPr>
-            <w:tcW w:w="2351" w:type="dxa"/>
-          </w:tcPr>
-          <w:p>
-            <w:pPr>
-              <w:spacing w:beforeLines="50" w:before="120" w:afterLines="50" w:after="120"/>
-              <w:ind w:firstLine="380"/>
-            </w:pPr>
-            <w:r>
-              <w:rPr>
-                <w:rFonts w:ascii="宋体" w:hAnsi="宋体"/>
-                <w:sz w:val="19"/>
-              </w:rPr>
+            <w:tcW w:w="1778" w:type="pct"/>
+          </w:tcPr>
+          <w:p>
+            <w:pPr>
+              <w:pStyle w:val="a7"/>
+            </w:pPr>
+            <w:r>
               <w:t>网页对话框交互</w:t>
             </w:r>
           </w:p>
         </w:tc>
         <w:tc>
           <w:tcPr>
-            <w:tcW w:w="2351" w:type="dxa"/>
-          </w:tcPr>
-          <w:p>
-            <w:pPr>
-              <w:spacing w:beforeLines="50" w:before="120" w:afterLines="50" w:after="120"/>
-              <w:ind w:firstLine="380"/>
-              <w:jc w:val="center"/>
-            </w:pPr>
-            <w:r>
-              <w:rPr>
-                <w:rFonts w:ascii="宋体" w:hAnsi="宋体"/>
-                <w:sz w:val="19"/>
-              </w:rPr>
-              <w:t>是/否</w:t>
-            </w:r>
-          </w:p>
-        </w:tc>
-        <w:tc>
-          <w:tcPr>
-            <w:tcW w:w="2351" w:type="dxa"/>
-          </w:tcPr>
-          <w:p>
-            <w:pPr>
-              <w:spacing w:beforeLines="50" w:before="120" w:afterLines="50" w:after="120"/>
-              <w:ind w:firstLine="380"/>
-            </w:pPr>
-            <w:r>
-              <w:rPr>
-                <w:rFonts w:ascii="宋体" w:hAnsi="宋体"/>
-                <w:sz w:val="19"/>
-              </w:rPr>
-              <w:t>（如：用于问题咨询、思路讨论、文字润色）</w:t>
+            <w:tcW w:w="568" w:type="pct"/>
+          </w:tcPr>
+          <w:p>
+            <w:pPr>
+              <w:pStyle w:val="a7"/>
+            </w:pPr>
+            <w:r>
+              <w:t>是</w:t>
+            </w:r>
+          </w:p>
+        </w:tc>
+        <w:tc>
+          <w:tcPr>
+            <w:tcW w:w="2297" w:type="pct"/>
+          </w:tcPr>
+          <w:p>
+            <w:pPr>
+              <w:pStyle w:val="a7"/>
+              <w:rPr>
+                <w:rFonts w:hint="eastAsia"/>
+              </w:rPr>
+            </w:pPr>
+            <w:r>
+              <w:t>用于</w:t>
+            </w:r>
+            <w:r>
+              <w:rPr>
+                <w:rFonts w:hint="eastAsia"/>
+              </w:rPr>
+              <w:t>语言</w:t>
+            </w:r>
+            <w:r>
+              <w:t>润色</w:t>
+            </w:r>
+            <w:r>
+              <w:rPr>
+                <w:rFonts w:hint="eastAsia"/>
+              </w:rPr>
+              <w:t>和文献引用格式调整</w:t>
             </w:r>
           </w:p>
         </w:tc>
@@ -1485,75 +1206,62 @@
       <w:tr>
         <w:tc>
           <w:tcPr>
-            <w:tcW w:w="2351" w:type="dxa"/>
-          </w:tcPr>
-          <w:p>
-            <w:pPr>
-              <w:spacing w:beforeLines="50" w:before="120" w:afterLines="50" w:after="120"/>
-              <w:ind w:firstLine="380"/>
-              <w:jc w:val="center"/>
-            </w:pPr>
-            <w:r>
-              <w:rPr>
-                <w:rFonts w:ascii="宋体" w:hAnsi="宋体"/>
-                <w:sz w:val="19"/>
-              </w:rPr>
+            <w:tcW w:w="357" w:type="pct"/>
+          </w:tcPr>
+          <w:p>
+            <w:pPr>
+              <w:pStyle w:val="a7"/>
+            </w:pPr>
+            <w:r>
               <w:t>2</w:t>
             </w:r>
           </w:p>
         </w:tc>
         <w:tc>
           <w:tcPr>
-            <w:tcW w:w="2351" w:type="dxa"/>
-          </w:tcPr>
-          <w:p>
-            <w:pPr>
-              <w:spacing w:beforeLines="50" w:before="120" w:afterLines="50" w:after="120"/>
-              <w:ind w:firstLine="380"/>
-            </w:pPr>
-            <w:r>
-              <w:rPr>
-                <w:rFonts w:ascii="宋体" w:hAnsi="宋体"/>
-                <w:sz w:val="19"/>
-              </w:rPr>
-              <w:t>代码编辑器内嵌AI</w:t>
-            </w:r>
-          </w:p>
-        </w:tc>
-        <w:tc>
-          <w:tcPr>
-            <w:tcW w:w="2351" w:type="dxa"/>
-          </w:tcPr>
-          <w:p>
-            <w:pPr>
-              <w:spacing w:beforeLines="50" w:before="120" w:afterLines="50" w:after="120"/>
-              <w:ind w:firstLine="380"/>
-              <w:jc w:val="center"/>
-            </w:pPr>
-            <w:r>
-              <w:rPr>
-                <w:rFonts w:ascii="宋体" w:hAnsi="宋体"/>
-                <w:sz w:val="19"/>
-              </w:rPr>
-              <w:t>是/否</w:t>
-            </w:r>
-          </w:p>
-        </w:tc>
-        <w:tc>
-          <w:tcPr>
-            <w:tcW w:w="2351" w:type="dxa"/>
-          </w:tcPr>
-          <w:p>
-            <w:pPr>
-              <w:spacing w:beforeLines="50" w:before="120" w:afterLines="50" w:after="120"/>
-              <w:ind w:firstLine="380"/>
-            </w:pPr>
-            <w:r>
-              <w:rPr>
-                <w:rFonts w:ascii="宋体" w:hAnsi="宋体"/>
-                <w:sz w:val="19"/>
-              </w:rPr>
-              <w:t>（如：用于代码补全、调试、重构）</w:t>
+            <w:tcW w:w="1778" w:type="pct"/>
+          </w:tcPr>
+          <w:p>
+            <w:pPr>
+              <w:pStyle w:val="a7"/>
+            </w:pPr>
+            <w:r>
+              <w:t>代码编辑器内嵌</w:t>
+            </w:r>
+            <w:r>
+              <w:t>AI</w:t>
+            </w:r>
+          </w:p>
+        </w:tc>
+        <w:tc>
+          <w:tcPr>
+            <w:tcW w:w="568" w:type="pct"/>
+          </w:tcPr>
+          <w:p>
+            <w:pPr>
+              <w:pStyle w:val="a7"/>
+              <w:rPr>
+                <w:rFonts w:hint="eastAsia"/>
+              </w:rPr>
+            </w:pPr>
+            <w:r>
+              <w:t>是</w:t>
+            </w:r>
+          </w:p>
+        </w:tc>
+        <w:tc>
+          <w:tcPr>
+            <w:tcW w:w="2297" w:type="pct"/>
+          </w:tcPr>
+          <w:p>
+            <w:pPr>
+              <w:pStyle w:val="a7"/>
+              <w:rPr>
+                <w:rFonts w:hint="eastAsia"/>
+              </w:rPr>
+            </w:pPr>
+            <w:r>
+              <w:t>用于代码补全、调试</w:t>
             </w:r>
           </w:p>
         </w:tc>
@@ -1561,75 +1269,65 @@
       <w:tr>
         <w:tc>
           <w:tcPr>
-            <w:tcW w:w="2351" w:type="dxa"/>
-          </w:tcPr>
-          <w:p>
-            <w:pPr>
-              <w:spacing w:beforeLines="50" w:before="120" w:afterLines="50" w:after="120"/>
-              <w:ind w:firstLine="380"/>
-              <w:jc w:val="center"/>
-            </w:pPr>
-            <w:r>
-              <w:rPr>
-                <w:rFonts w:ascii="宋体" w:hAnsi="宋体"/>
-                <w:sz w:val="19"/>
-              </w:rPr>
+            <w:tcW w:w="357" w:type="pct"/>
+          </w:tcPr>
+          <w:p>
+            <w:pPr>
+              <w:pStyle w:val="a7"/>
+            </w:pPr>
+            <w:r>
               <w:t>3</w:t>
             </w:r>
           </w:p>
         </w:tc>
         <w:tc>
           <w:tcPr>
-            <w:tcW w:w="2351" w:type="dxa"/>
-          </w:tcPr>
-          <w:p>
-            <w:pPr>
-              <w:spacing w:beforeLines="50" w:before="120" w:afterLines="50" w:after="120"/>
-              <w:ind w:firstLine="380"/>
-            </w:pPr>
-            <w:r>
-              <w:rPr>
-                <w:rFonts w:ascii="宋体" w:hAnsi="宋体"/>
-                <w:sz w:val="19"/>
-              </w:rPr>
+            <w:tcW w:w="1778" w:type="pct"/>
+          </w:tcPr>
+          <w:p>
+            <w:pPr>
+              <w:pStyle w:val="a7"/>
+            </w:pPr>
+            <w:r>
               <w:t>上传文件或数据对话</w:t>
             </w:r>
           </w:p>
         </w:tc>
         <w:tc>
           <w:tcPr>
-            <w:tcW w:w="2351" w:type="dxa"/>
-          </w:tcPr>
-          <w:p>
-            <w:pPr>
-              <w:spacing w:beforeLines="50" w:before="120" w:afterLines="50" w:after="120"/>
-              <w:ind w:firstLine="380"/>
-              <w:jc w:val="center"/>
-            </w:pPr>
-            <w:r>
-              <w:rPr>
-                <w:rFonts w:ascii="宋体" w:hAnsi="宋体"/>
-                <w:sz w:val="19"/>
-              </w:rPr>
-              <w:t>是/否</w:t>
-            </w:r>
-          </w:p>
-        </w:tc>
-        <w:tc>
-          <w:tcPr>
-            <w:tcW w:w="2351" w:type="dxa"/>
-          </w:tcPr>
-          <w:p>
-            <w:pPr>
-              <w:spacing w:beforeLines="50" w:before="120" w:afterLines="50" w:after="120"/>
-              <w:ind w:firstLine="380"/>
-            </w:pPr>
-            <w:r>
-              <w:rPr>
-                <w:rFonts w:ascii="宋体" w:hAnsi="宋体"/>
-                <w:sz w:val="19"/>
-              </w:rPr>
-              <w:t>（如：上传赛题数据或论文草稿进行分析）</w:t>
+            <w:tcW w:w="568" w:type="pct"/>
+          </w:tcPr>
+          <w:p>
+            <w:pPr>
+              <w:pStyle w:val="a7"/>
+            </w:pPr>
+            <w:r>
+              <w:t>是</w:t>
+            </w:r>
+          </w:p>
+        </w:tc>
+        <w:tc>
+          <w:tcPr>
+            <w:tcW w:w="2297" w:type="pct"/>
+          </w:tcPr>
+          <w:p>
+            <w:pPr>
+              <w:pStyle w:val="a7"/>
+              <w:rPr>
+                <w:rFonts w:hint="eastAsia"/>
+              </w:rPr>
+            </w:pPr>
+            <w:r>
+              <w:t>上传赛题数据</w:t>
+            </w:r>
+            <w:r>
+              <w:rPr>
+                <w:rFonts w:hint="eastAsia"/>
+              </w:rPr>
+              <w:t>和</w:t>
+            </w:r>
+            <w:r>
+              <w:t>论文草稿进行分析</w:t>
             </w:r>
           </w:p>
         </w:tc>
@@ -1637,75 +1335,65 @@
       <w:tr>
         <w:tc>
           <w:tcPr>
-            <w:tcW w:w="2351" w:type="dxa"/>
-          </w:tcPr>
-          <w:p>
-            <w:pPr>
-              <w:spacing w:beforeLines="50" w:before="120" w:afterLines="50" w:after="120"/>
-              <w:ind w:firstLine="380"/>
-              <w:jc w:val="center"/>
-            </w:pPr>
-            <w:r>
-              <w:rPr>
-                <w:rFonts w:ascii="宋体" w:hAnsi="宋体"/>
-                <w:sz w:val="19"/>
-              </w:rPr>
+            <w:tcW w:w="357" w:type="pct"/>
+          </w:tcPr>
+          <w:p>
+            <w:pPr>
+              <w:pStyle w:val="a7"/>
+            </w:pPr>
+            <w:r>
               <w:t>4</w:t>
             </w:r>
           </w:p>
         </w:tc>
         <w:tc>
           <w:tcPr>
-            <w:tcW w:w="2351" w:type="dxa"/>
-          </w:tcPr>
-          <w:p>
-            <w:pPr>
-              <w:spacing w:beforeLines="50" w:before="120" w:afterLines="50" w:after="120"/>
-              <w:ind w:firstLine="380"/>
-            </w:pPr>
-            <w:r>
-              <w:rPr>
-                <w:rFonts w:ascii="宋体" w:hAnsi="宋体"/>
-                <w:sz w:val="19"/>
-              </w:rPr>
-              <w:t>AI智能体工作流（多步自动执行）</w:t>
-            </w:r>
-          </w:p>
-        </w:tc>
-        <w:tc>
-          <w:tcPr>
-            <w:tcW w:w="2351" w:type="dxa"/>
-          </w:tcPr>
-          <w:p>
-            <w:pPr>
-              <w:spacing w:beforeLines="50" w:before="120" w:afterLines="50" w:after="120"/>
-              <w:ind w:firstLine="380"/>
-              <w:jc w:val="center"/>
-            </w:pPr>
-            <w:r>
-              <w:rPr>
-                <w:rFonts w:ascii="宋体" w:hAnsi="宋体"/>
-                <w:sz w:val="19"/>
-              </w:rPr>
-              <w:t>是/否</w:t>
-            </w:r>
-          </w:p>
-        </w:tc>
-        <w:tc>
-          <w:tcPr>
-            <w:tcW w:w="2351" w:type="dxa"/>
-          </w:tcPr>
-          <w:p>
-            <w:pPr>
-              <w:spacing w:beforeLines="50" w:before="120" w:afterLines="50" w:after="120"/>
-              <w:ind w:firstLine="380"/>
-            </w:pPr>
-            <w:r>
-              <w:rPr>
-                <w:rFonts w:ascii="宋体" w:hAnsi="宋体"/>
-                <w:sz w:val="19"/>
-              </w:rPr>
-              <w:t>（如：使用自动化Agent完成数据处理流程）</w:t>
+            <w:tcW w:w="1778" w:type="pct"/>
+          </w:tcPr>
+          <w:p>
+            <w:pPr>
+              <w:pStyle w:val="a7"/>
+            </w:pPr>
+            <w:r>
+              <w:t>AI</w:t>
+            </w:r>
+            <w:r>
+              <w:t>智能体工作流（多步自动执行）</w:t>
+            </w:r>
+          </w:p>
+        </w:tc>
+        <w:tc>
+          <w:tcPr>
+            <w:tcW w:w="568" w:type="pct"/>
+          </w:tcPr>
+          <w:p>
+            <w:pPr>
+              <w:pStyle w:val="a7"/>
+              <w:rPr>
+                <w:rFonts w:hint="eastAsia"/>
+              </w:rPr>
+            </w:pPr>
+            <w:r>
+              <w:rPr>
+                <w:rFonts w:hint="eastAsia"/>
+              </w:rPr>
+              <w:t>是</w:t>
+            </w:r>
+          </w:p>
+        </w:tc>
+        <w:tc>
+          <w:tcPr>
+            <w:tcW w:w="2297" w:type="pct"/>
+          </w:tcPr>
+          <w:p>
+            <w:pPr>
+              <w:pStyle w:val="a7"/>
+            </w:pPr>
+            <w:r>
+              <w:rPr>
+                <w:rFonts w:hint="eastAsia"/>
+              </w:rPr>
+              <w:t>代码注释</w:t>
             </w:r>
           </w:p>
         </w:tc>
@@ -1713,75 +1401,56 @@
       <w:tr>
         <w:tc>
           <w:tcPr>
-            <w:tcW w:w="2351" w:type="dxa"/>
-          </w:tcPr>
-          <w:p>
-            <w:pPr>
-              <w:spacing w:beforeLines="50" w:before="120" w:afterLines="50" w:after="120"/>
-              <w:ind w:firstLine="380"/>
-              <w:jc w:val="center"/>
-            </w:pPr>
-            <w:r>
-              <w:rPr>
-                <w:rFonts w:ascii="宋体" w:hAnsi="宋体"/>
-                <w:sz w:val="19"/>
-              </w:rPr>
+            <w:tcW w:w="357" w:type="pct"/>
+          </w:tcPr>
+          <w:p>
+            <w:pPr>
+              <w:pStyle w:val="a7"/>
+            </w:pPr>
+            <w:r>
               <w:t>5</w:t>
             </w:r>
           </w:p>
         </w:tc>
         <w:tc>
           <w:tcPr>
-            <w:tcW w:w="2351" w:type="dxa"/>
-          </w:tcPr>
-          <w:p>
-            <w:pPr>
-              <w:spacing w:beforeLines="50" w:before="120" w:afterLines="50" w:after="120"/>
-              <w:ind w:firstLine="380"/>
-            </w:pPr>
-            <w:r>
-              <w:rPr>
-                <w:rFonts w:ascii="宋体" w:hAnsi="宋体"/>
-                <w:sz w:val="19"/>
-              </w:rPr>
+            <w:tcW w:w="1778" w:type="pct"/>
+          </w:tcPr>
+          <w:p>
+            <w:pPr>
+              <w:pStyle w:val="a7"/>
+            </w:pPr>
+            <w:r>
               <w:t>其他方式</w:t>
             </w:r>
           </w:p>
         </w:tc>
         <w:tc>
           <w:tcPr>
-            <w:tcW w:w="2351" w:type="dxa"/>
-          </w:tcPr>
-          <w:p>
-            <w:pPr>
-              <w:spacing w:beforeLines="50" w:before="120" w:afterLines="50" w:after="120"/>
-              <w:ind w:firstLine="380"/>
-              <w:jc w:val="center"/>
-            </w:pPr>
-            <w:r>
-              <w:rPr>
-                <w:rFonts w:ascii="宋体" w:hAnsi="宋体"/>
-                <w:sz w:val="19"/>
-              </w:rPr>
-              <w:t>是/否</w:t>
-            </w:r>
-          </w:p>
-        </w:tc>
-        <w:tc>
-          <w:tcPr>
-            <w:tcW w:w="2351" w:type="dxa"/>
-          </w:tcPr>
-          <w:p>
-            <w:pPr>
-              <w:spacing w:beforeLines="50" w:before="120" w:afterLines="50" w:after="120"/>
-              <w:ind w:firstLine="380"/>
-            </w:pPr>
-            <w:r>
-              <w:rPr>
-                <w:rFonts w:ascii="宋体" w:hAnsi="宋体"/>
-                <w:sz w:val="19"/>
-              </w:rPr>
-              <w:t>（请说明）</w:t>
+            <w:tcW w:w="568" w:type="pct"/>
+          </w:tcPr>
+          <w:p>
+            <w:pPr>
+              <w:pStyle w:val="a7"/>
+            </w:pPr>
+            <w:r>
+              <w:t>否</w:t>
+            </w:r>
+          </w:p>
+        </w:tc>
+        <w:tc>
+          <w:tcPr>
+            <w:tcW w:w="2297" w:type="pct"/>
+          </w:tcPr>
+          <w:p>
+            <w:pPr>
+              <w:pStyle w:val="a7"/>
+            </w:pPr>
+            <w:r>
+              <w:rPr>
+                <w:rFonts w:hint="eastAsia"/>
+              </w:rPr>
+              <w:t>无</w:t>
             </w:r>
           </w:p>
         </w:tc>
@@ -1813,6 +1482,7 @@
           <w:color w:val="886633"/>
           <w:sz w:val="19"/>
         </w:rPr>
+        <w:lastRenderedPageBreak/>
         <w:t>【填写提示】选取竞赛过程中2至3次与AI的关键交互进行记录。选择标准：①对建模思路或结果有重要影响的交互；②能体现本队如何使用和核验AI输出的交互</w:t>
       </w:r>
       <w:r>
@@ -1872,8 +1542,8 @@
         <w:tblLook w:val="04A0" w:firstRow="1" w:lastRow="0" w:firstColumn="1" w:lastColumn="0" w:noHBand="0" w:noVBand="1"/>
       </w:tblPr>
       <w:tblGrid>
-        <w:gridCol w:w="4526"/>
-        <w:gridCol w:w="4544"/>
+        <w:gridCol w:w="4529"/>
+        <w:gridCol w:w="4541"/>
       </w:tblGrid>
       <w:tr>
         <w:trPr>
@@ -1954,13 +1624,17 @@
             <w:pPr>
               <w:spacing w:beforeLines="50" w:before="120" w:afterLines="50" w:after="120"/>
               <w:ind w:firstLine="380"/>
-            </w:pPr>
-            <w:r>
-              <w:rPr>
-                <w:rFonts w:ascii="宋体" w:hAnsi="宋体"/>
-                <w:sz w:val="19"/>
-              </w:rPr>
-              <w:t>（如：模型建立与算法设计）</w:t>
+              <w:jc w:val="center"/>
+              <w:rPr>
+                <w:rFonts w:hint="eastAsia"/>
+              </w:rPr>
+            </w:pPr>
+            <w:r>
+              <w:rPr>
+                <w:rFonts w:ascii="宋体" w:hAnsi="宋体"/>
+                <w:sz w:val="19"/>
+              </w:rPr>
+              <w:t>模型建立与算法设计</w:t>
             </w:r>
           </w:p>
         </w:tc>
@@ -1993,13 +1667,14 @@
             <w:pPr>
               <w:spacing w:beforeLines="50" w:before="120" w:afterLines="50" w:after="120"/>
               <w:ind w:firstLine="380"/>
-            </w:pPr>
-            <w:r>
-              <w:rPr>
-                <w:rFonts w:ascii="宋体" w:hAnsi="宋体"/>
-                <w:sz w:val="19"/>
-              </w:rPr>
-              <w:t>（如：ChatGPT GPT-4o）</w:t>
+              <w:jc w:val="center"/>
+            </w:pPr>
+            <w:r>
+              <w:rPr>
+                <w:rFonts w:ascii="宋体" w:hAnsi="宋体" w:hint="eastAsia"/>
+                <w:sz w:val="19"/>
+              </w:rPr>
+              <w:t>Codex</w:t>
             </w:r>
           </w:p>
         </w:tc>
@@ -2032,14 +1707,41 @@
             <w:pPr>
               <w:spacing w:beforeLines="50" w:before="120" w:afterLines="50" w:after="120"/>
               <w:ind w:firstLine="380"/>
-            </w:pPr>
-            <w:r>
-              <w:rPr>
-                <w:rFonts w:ascii="宋体" w:hAnsi="宋体"/>
-                <w:sz w:val="19"/>
-              </w:rPr>
-              <w:t>（如：2026-09-XX XX:XX）</w:t>
-            </w:r>
+              <w:jc w:val="center"/>
+              <w:rPr>
+                <w:rFonts w:hint="eastAsia"/>
+              </w:rPr>
+            </w:pPr>
+            <w:r>
+              <w:rPr>
+                <w:rFonts w:ascii="宋体" w:hAnsi="宋体"/>
+                <w:sz w:val="19"/>
+              </w:rPr>
+              <w:t>2026-09-</w:t>
+            </w:r>
+            <w:r>
+              <w:rPr>
+                <w:rFonts w:ascii="宋体" w:hAnsi="宋体" w:hint="eastAsia"/>
+                <w:sz w:val="19"/>
+              </w:rPr>
+              <w:t>11</w:t>
+            </w:r>
+            <w:r>
+              <w:rPr>
+                <w:rFonts w:ascii="宋体" w:hAnsi="宋体"/>
+                <w:sz w:val="19"/>
+              </w:rPr>
+              <w:t xml:space="preserve"> </w:t>
+            </w:r>
+            <w:proofErr w:type="gramStart"/>
+            <w:r>
+              <w:rPr>
+                <w:rFonts w:ascii="宋体" w:hAnsi="宋体"/>
+                <w:sz w:val="19"/>
+              </w:rPr>
+              <w:t>XX:XX</w:t>
+            </w:r>
+            <w:proofErr w:type="gramEnd"/>
           </w:p>
         </w:tc>
       </w:tr>
@@ -2176,7 +1878,14 @@
                 <w:rFonts w:ascii="宋体" w:hAnsi="宋体"/>
                 <w:sz w:val="19"/>
               </w:rPr>
-              <w:t>直接采纳 / 修改后采纳 / 未采纳</w:t>
+              <w:t>修改后采纳</w:t>
+            </w:r>
+            <w:r>
+              <w:rPr>
+                <w:rFonts w:ascii="宋体" w:hAnsi="宋体" w:hint="eastAsia"/>
+                <w:sz w:val="19"/>
+              </w:rPr>
+              <w:t>，</w:t>
             </w:r>
             <w:r>
               <w:rPr>
@@ -2249,8 +1958,8 @@
         <w:tblLook w:val="04A0" w:firstRow="1" w:lastRow="0" w:firstColumn="1" w:lastColumn="0" w:noHBand="0" w:noVBand="1"/>
       </w:tblPr>
       <w:tblGrid>
-        <w:gridCol w:w="4526"/>
-        <w:gridCol w:w="4544"/>
+        <w:gridCol w:w="4529"/>
+        <w:gridCol w:w="4541"/>
       </w:tblGrid>
       <w:tr>
         <w:trPr>
@@ -2258,7 +1967,7 @@
         </w:trPr>
         <w:tc>
           <w:tcPr>
-            <w:tcW w:w="4703" w:type="dxa"/>
+            <w:tcW w:w="4529" w:type="dxa"/>
           </w:tcPr>
           <w:p>
             <w:pPr>
@@ -2275,14 +1984,13 @@
                 <w:rFonts w:ascii="宋体" w:hAnsi="宋体"/>
                 <w:sz w:val="19"/>
               </w:rPr>
-              <w:lastRenderedPageBreak/>
               <w:t>项目</w:t>
             </w:r>
           </w:p>
         </w:tc>
         <w:tc>
           <w:tcPr>
-            <w:tcW w:w="4703" w:type="dxa"/>
+            <w:tcW w:w="4541" w:type="dxa"/>
           </w:tcPr>
           <w:p>
             <w:pPr>
@@ -2307,7 +2015,7 @@
       <w:tr>
         <w:tc>
           <w:tcPr>
-            <w:tcW w:w="4703" w:type="dxa"/>
+            <w:tcW w:w="4529" w:type="dxa"/>
           </w:tcPr>
           <w:p>
             <w:pPr>
@@ -2329,7 +2037,7 @@
         </w:tc>
         <w:tc>
           <w:tcPr>
-            <w:tcW w:w="4703" w:type="dxa"/>
+            <w:tcW w:w="4541" w:type="dxa"/>
           </w:tcPr>
           <w:p>
             <w:pPr>
@@ -2337,15 +2045,16 @@
               <w:ind w:firstLine="380"/>
               <w:jc w:val="center"/>
               <w:rPr>
-                <w:sz w:val="19"/>
-              </w:rPr>
-            </w:pPr>
-            <w:r>
-              <w:rPr>
-                <w:rFonts w:ascii="宋体" w:hAnsi="宋体"/>
-                <w:sz w:val="19"/>
-              </w:rPr>
-              <w:t>（如：模型建立与算法设计）</w:t>
+                <w:rFonts w:hint="eastAsia"/>
+                <w:sz w:val="19"/>
+              </w:rPr>
+            </w:pPr>
+            <w:r>
+              <w:rPr>
+                <w:rFonts w:ascii="宋体" w:hAnsi="宋体"/>
+                <w:sz w:val="19"/>
+              </w:rPr>
+              <w:t>模型假设与符号定义</w:t>
             </w:r>
           </w:p>
         </w:tc>
@@ -2353,7 +2062,7 @@
       <w:tr>
         <w:tc>
           <w:tcPr>
-            <w:tcW w:w="4703" w:type="dxa"/>
+            <w:tcW w:w="4529" w:type="dxa"/>
           </w:tcPr>
           <w:p>
             <w:pPr>
@@ -2375,7 +2084,7 @@
         </w:tc>
         <w:tc>
           <w:tcPr>
-            <w:tcW w:w="4703" w:type="dxa"/>
+            <w:tcW w:w="4541" w:type="dxa"/>
           </w:tcPr>
           <w:p>
             <w:pPr>
@@ -2388,10 +2097,10 @@
             </w:pPr>
             <w:r>
               <w:rPr>
-                <w:rFonts w:ascii="宋体" w:hAnsi="宋体"/>
-                <w:sz w:val="19"/>
-              </w:rPr>
-              <w:t>（如：ChatGPT GPT-4o）</w:t>
+                <w:rFonts w:ascii="宋体" w:hAnsi="宋体" w:hint="eastAsia"/>
+                <w:sz w:val="19"/>
+              </w:rPr>
+              <w:t>Codex</w:t>
             </w:r>
           </w:p>
         </w:tc>
@@ -2399,7 +2108,7 @@
       <w:tr>
         <w:tc>
           <w:tcPr>
-            <w:tcW w:w="4703" w:type="dxa"/>
+            <w:tcW w:w="4529" w:type="dxa"/>
           </w:tcPr>
           <w:p>
             <w:pPr>
@@ -2421,7 +2130,7 @@
         </w:tc>
         <w:tc>
           <w:tcPr>
-            <w:tcW w:w="4703" w:type="dxa"/>
+            <w:tcW w:w="4541" w:type="dxa"/>
           </w:tcPr>
           <w:p>
             <w:pPr>
@@ -2429,23 +2138,49 @@
               <w:ind w:firstLine="380"/>
               <w:jc w:val="center"/>
               <w:rPr>
-                <w:sz w:val="19"/>
-              </w:rPr>
-            </w:pPr>
-            <w:r>
-              <w:rPr>
-                <w:rFonts w:ascii="宋体" w:hAnsi="宋体"/>
-                <w:sz w:val="19"/>
-              </w:rPr>
-              <w:t>（如：2026-09-XX XX:XX）</w:t>
-            </w:r>
+                <w:rFonts w:hint="eastAsia"/>
+                <w:sz w:val="19"/>
+              </w:rPr>
+            </w:pPr>
+            <w:r>
+              <w:rPr>
+                <w:rFonts w:ascii="宋体" w:hAnsi="宋体"/>
+                <w:sz w:val="19"/>
+              </w:rPr>
+              <w:t>2026-09-</w:t>
+            </w:r>
+            <w:r>
+              <w:rPr>
+                <w:rFonts w:ascii="宋体" w:hAnsi="宋体" w:hint="eastAsia"/>
+                <w:sz w:val="19"/>
+              </w:rPr>
+              <w:t>1</w:t>
+            </w:r>
+            <w:r>
+              <w:rPr>
+                <w:rFonts w:ascii="宋体" w:hAnsi="宋体" w:hint="eastAsia"/>
+                <w:sz w:val="19"/>
+              </w:rPr>
+              <w:t xml:space="preserve">3 </w:t>
+            </w:r>
+            <w:proofErr w:type="spellStart"/>
+            <w:proofErr w:type="gramStart"/>
+            <w:r>
+              <w:rPr>
+                <w:rFonts w:ascii="宋体" w:hAnsi="宋体" w:hint="eastAsia"/>
+                <w:sz w:val="19"/>
+              </w:rPr>
+              <w:t>xx:xx</w:t>
+            </w:r>
+            <w:proofErr w:type="spellEnd"/>
+            <w:proofErr w:type="gramEnd"/>
           </w:p>
         </w:tc>
       </w:tr>
       <w:tr>
         <w:tc>
           <w:tcPr>
-            <w:tcW w:w="4703" w:type="dxa"/>
+            <w:tcW w:w="4529" w:type="dxa"/>
           </w:tcPr>
           <w:p>
             <w:pPr>
@@ -2467,7 +2202,7 @@
         </w:tc>
         <w:tc>
           <w:tcPr>
-            <w:tcW w:w="4703" w:type="dxa"/>
+            <w:tcW w:w="4541" w:type="dxa"/>
           </w:tcPr>
           <w:p>
             <w:pPr>
@@ -2491,7 +2226,7 @@
       <w:tr>
         <w:tc>
           <w:tcPr>
-            <w:tcW w:w="4703" w:type="dxa"/>
+            <w:tcW w:w="4529" w:type="dxa"/>
           </w:tcPr>
           <w:p>
             <w:pPr>
@@ -2520,7 +2255,7 @@
         </w:tc>
         <w:tc>
           <w:tcPr>
-            <w:tcW w:w="4703" w:type="dxa"/>
+            <w:tcW w:w="4541" w:type="dxa"/>
           </w:tcPr>
           <w:p>
             <w:pPr>
@@ -2558,7 +2293,7 @@
       <w:tr>
         <w:tc>
           <w:tcPr>
-            <w:tcW w:w="4703" w:type="dxa"/>
+            <w:tcW w:w="4529" w:type="dxa"/>
           </w:tcPr>
           <w:p>
             <w:pPr>
@@ -2580,7 +2315,7 @@
         </w:tc>
         <w:tc>
           <w:tcPr>
-            <w:tcW w:w="4703" w:type="dxa"/>
+            <w:tcW w:w="4541" w:type="dxa"/>
           </w:tcPr>
           <w:p>
             <w:pPr>
@@ -2588,22 +2323,32 @@
               <w:ind w:firstLine="380"/>
               <w:jc w:val="center"/>
               <w:rPr>
-                <w:sz w:val="19"/>
-              </w:rPr>
-            </w:pPr>
-            <w:r>
-              <w:rPr>
-                <w:rFonts w:ascii="宋体" w:hAnsi="宋体"/>
-                <w:sz w:val="19"/>
-              </w:rPr>
-              <w:t>直接采纳 / 修改后采纳 / 未采纳</w:t>
-            </w:r>
-            <w:r>
-              <w:rPr>
-                <w:rFonts w:ascii="宋体" w:hAnsi="宋体"/>
-                <w:sz w:val="19"/>
-              </w:rPr>
-              <w:br/>
+                <w:rFonts w:ascii="宋体" w:hAnsi="宋体"/>
+                <w:sz w:val="19"/>
+              </w:rPr>
+            </w:pPr>
+            <w:r>
+              <w:rPr>
+                <w:rFonts w:ascii="宋体" w:hAnsi="宋体"/>
+                <w:sz w:val="19"/>
+              </w:rPr>
+              <w:t>修改后采纳</w:t>
+            </w:r>
+          </w:p>
+          <w:p>
+            <w:pPr>
+              <w:spacing w:beforeLines="50" w:before="120" w:afterLines="50" w:after="120"/>
+              <w:ind w:firstLine="380"/>
+              <w:jc w:val="center"/>
+              <w:rPr>
+                <w:sz w:val="19"/>
+              </w:rPr>
+            </w:pPr>
+            <w:r>
+              <w:rPr>
+                <w:rFonts w:ascii="宋体" w:hAnsi="宋体"/>
+                <w:sz w:val="19"/>
+              </w:rPr>
               <w:t>（说明：修改了哪些内容？为什么修改？未采纳的原因是什么？）</w:t>
             </w:r>
           </w:p>
@@ -2612,7 +2357,7 @@
       <w:tr>
         <w:tc>
           <w:tcPr>
-            <w:tcW w:w="4703" w:type="dxa"/>
+            <w:tcW w:w="4529" w:type="dxa"/>
           </w:tcPr>
           <w:p>
             <w:pPr>
@@ -2634,7 +2379,7 @@
         </w:tc>
         <w:tc>
           <w:tcPr>
-            <w:tcW w:w="4703" w:type="dxa"/>
+            <w:tcW w:w="4541" w:type="dxa"/>
           </w:tcPr>
           <w:p>
             <w:pPr>
@@ -2658,9 +2403,477 @@
     </w:tbl>
     <w:p>
       <w:pPr>
-        <w:ind w:firstLine="480"/>
+        <w:ind w:firstLine="422"/>
       </w:pPr>
+      <w:r>
+        <w:rPr>
+          <w:rFonts w:ascii="宋体" w:hAnsi="宋体"/>
+          <w:b/>
+          <w:sz w:val="21"/>
+        </w:rPr>
+        <w:t>示例</w:t>
+      </w:r>
+      <w:r>
+        <w:rPr>
+          <w:rFonts w:ascii="宋体" w:hAnsi="宋体" w:hint="eastAsia"/>
+          <w:b/>
+          <w:sz w:val="21"/>
+        </w:rPr>
+        <w:t>3</w:t>
+      </w:r>
+      <w:r>
+        <w:rPr>
+          <w:rFonts w:ascii="宋体" w:hAnsi="宋体"/>
+          <w:b/>
+          <w:sz w:val="21"/>
+        </w:rPr>
+        <w:t>：</w:t>
+      </w:r>
     </w:p>
+    <w:tbl>
+      <w:tblPr>
+        <w:tblStyle w:val="afa"/>
+        <w:tblW w:w="0" w:type="auto"/>
+        <w:tblLook w:val="04A0" w:firstRow="1" w:lastRow="0" w:firstColumn="1" w:lastColumn="0" w:noHBand="0" w:noVBand="1"/>
+      </w:tblPr>
+      <w:tblGrid>
+        <w:gridCol w:w="4529"/>
+        <w:gridCol w:w="4541"/>
+      </w:tblGrid>
+      <w:tr>
+        <w:trPr>
+          <w:cnfStyle w:val="100000000000" w:firstRow="1" w:lastRow="0" w:firstColumn="0" w:lastColumn="0" w:oddVBand="0" w:evenVBand="0" w:oddHBand="0" w:evenHBand="0" w:firstRowFirstColumn="0" w:firstRowLastColumn="0" w:lastRowFirstColumn="0" w:lastRowLastColumn="0"/>
+        </w:trPr>
+        <w:tc>
+          <w:tcPr>
+            <w:tcW w:w="4703" w:type="dxa"/>
+          </w:tcPr>
+          <w:p>
+            <w:pPr>
+              <w:spacing w:before="120" w:after="120"/>
+              <w:ind w:firstLine="381"/>
+              <w:jc w:val="center"/>
+              <w:rPr>
+                <w:b w:val="0"/>
+                <w:sz w:val="19"/>
+              </w:rPr>
+            </w:pPr>
+            <w:r>
+              <w:rPr>
+                <w:rFonts w:ascii="宋体" w:hAnsi="宋体"/>
+                <w:sz w:val="19"/>
+              </w:rPr>
+              <w:lastRenderedPageBreak/>
+              <w:t>项目</w:t>
+            </w:r>
+          </w:p>
+        </w:tc>
+        <w:tc>
+          <w:tcPr>
+            <w:tcW w:w="4703" w:type="dxa"/>
+          </w:tcPr>
+          <w:p>
+            <w:pPr>
+              <w:spacing w:before="120" w:after="120"/>
+              <w:ind w:firstLine="381"/>
+              <w:jc w:val="center"/>
+              <w:rPr>
+                <w:b w:val="0"/>
+                <w:sz w:val="19"/>
+              </w:rPr>
+            </w:pPr>
+            <w:r>
+              <w:rPr>
+                <w:rFonts w:ascii="宋体" w:hAnsi="宋体"/>
+                <w:sz w:val="19"/>
+              </w:rPr>
+              <w:t>填写内容</w:t>
+            </w:r>
+          </w:p>
+        </w:tc>
+      </w:tr>
+      <w:tr>
+        <w:tc>
+          <w:tcPr>
+            <w:tcW w:w="4703" w:type="dxa"/>
+          </w:tcPr>
+          <w:p>
+            <w:pPr>
+              <w:spacing w:beforeLines="50" w:before="120" w:afterLines="50" w:after="120"/>
+              <w:ind w:firstLine="380"/>
+              <w:jc w:val="center"/>
+              <w:rPr>
+                <w:sz w:val="19"/>
+              </w:rPr>
+            </w:pPr>
+            <w:r>
+              <w:rPr>
+                <w:rFonts w:ascii="宋体" w:hAnsi="宋体"/>
+                <w:sz w:val="19"/>
+              </w:rPr>
+              <w:t>对应环节</w:t>
+            </w:r>
+          </w:p>
+        </w:tc>
+        <w:tc>
+          <w:tcPr>
+            <w:tcW w:w="4703" w:type="dxa"/>
+          </w:tcPr>
+          <w:p>
+            <w:pPr>
+              <w:spacing w:beforeLines="50" w:before="120" w:afterLines="50" w:after="120"/>
+              <w:ind w:firstLine="380"/>
+              <w:jc w:val="center"/>
+              <w:rPr>
+                <w:rFonts w:hint="eastAsia"/>
+                <w:sz w:val="19"/>
+              </w:rPr>
+            </w:pPr>
+            <w:r>
+              <w:rPr>
+                <w:rFonts w:ascii="宋体" w:hAnsi="宋体"/>
+                <w:sz w:val="19"/>
+              </w:rPr>
+              <w:t>辅助整理引用文献格式</w:t>
+            </w:r>
+          </w:p>
+        </w:tc>
+      </w:tr>
+      <w:tr>
+        <w:tc>
+          <w:tcPr>
+            <w:tcW w:w="4703" w:type="dxa"/>
+          </w:tcPr>
+          <w:p>
+            <w:pPr>
+              <w:spacing w:beforeLines="50" w:before="120" w:afterLines="50" w:after="120"/>
+              <w:ind w:firstLine="380"/>
+              <w:jc w:val="center"/>
+              <w:rPr>
+                <w:sz w:val="19"/>
+              </w:rPr>
+            </w:pPr>
+            <w:r>
+              <w:rPr>
+                <w:rFonts w:ascii="宋体" w:hAnsi="宋体"/>
+                <w:sz w:val="19"/>
+              </w:rPr>
+              <w:t>使用工具及版本</w:t>
+            </w:r>
+          </w:p>
+        </w:tc>
+        <w:tc>
+          <w:tcPr>
+            <w:tcW w:w="4703" w:type="dxa"/>
+          </w:tcPr>
+          <w:p>
+            <w:pPr>
+              <w:spacing w:beforeLines="50" w:before="120" w:afterLines="50" w:after="120"/>
+              <w:ind w:firstLine="380"/>
+              <w:jc w:val="center"/>
+              <w:rPr>
+                <w:sz w:val="19"/>
+              </w:rPr>
+            </w:pPr>
+            <w:r>
+              <w:rPr>
+                <w:rFonts w:ascii="宋体" w:hAnsi="宋体" w:hint="eastAsia"/>
+                <w:sz w:val="19"/>
+              </w:rPr>
+              <w:t>Codex</w:t>
+            </w:r>
+          </w:p>
+        </w:tc>
+      </w:tr>
+      <w:tr>
+        <w:tc>
+          <w:tcPr>
+            <w:tcW w:w="4703" w:type="dxa"/>
+          </w:tcPr>
+          <w:p>
+            <w:pPr>
+              <w:spacing w:beforeLines="50" w:before="120" w:afterLines="50" w:after="120"/>
+              <w:ind w:firstLine="380"/>
+              <w:jc w:val="center"/>
+              <w:rPr>
+                <w:sz w:val="19"/>
+              </w:rPr>
+            </w:pPr>
+            <w:r>
+              <w:rPr>
+                <w:rFonts w:ascii="宋体" w:hAnsi="宋体"/>
+                <w:sz w:val="19"/>
+              </w:rPr>
+              <w:t>交互时间</w:t>
+            </w:r>
+          </w:p>
+        </w:tc>
+        <w:tc>
+          <w:tcPr>
+            <w:tcW w:w="4703" w:type="dxa"/>
+          </w:tcPr>
+          <w:p>
+            <w:pPr>
+              <w:spacing w:beforeLines="50" w:before="120" w:afterLines="50" w:after="120"/>
+              <w:ind w:firstLine="380"/>
+              <w:jc w:val="center"/>
+              <w:rPr>
+                <w:rFonts w:hint="eastAsia"/>
+                <w:sz w:val="19"/>
+              </w:rPr>
+            </w:pPr>
+            <w:r>
+              <w:rPr>
+                <w:rFonts w:ascii="宋体" w:hAnsi="宋体"/>
+                <w:sz w:val="19"/>
+              </w:rPr>
+              <w:t>2026-09-</w:t>
+            </w:r>
+            <w:r>
+              <w:rPr>
+                <w:rFonts w:ascii="宋体" w:hAnsi="宋体" w:hint="eastAsia"/>
+                <w:sz w:val="19"/>
+              </w:rPr>
+              <w:t xml:space="preserve">13 </w:t>
+            </w:r>
+            <w:proofErr w:type="spellStart"/>
+            <w:proofErr w:type="gramStart"/>
+            <w:r>
+              <w:rPr>
+                <w:rFonts w:ascii="宋体" w:hAnsi="宋体" w:hint="eastAsia"/>
+                <w:sz w:val="19"/>
+              </w:rPr>
+              <w:t>xx:xx</w:t>
+            </w:r>
+            <w:proofErr w:type="spellEnd"/>
+            <w:proofErr w:type="gramEnd"/>
+          </w:p>
+        </w:tc>
+      </w:tr>
+      <w:tr>
+        <w:tc>
+          <w:tcPr>
+            <w:tcW w:w="4703" w:type="dxa"/>
+          </w:tcPr>
+          <w:p>
+            <w:pPr>
+              <w:spacing w:beforeLines="50" w:before="120" w:afterLines="50" w:after="120"/>
+              <w:ind w:firstLine="380"/>
+              <w:jc w:val="center"/>
+              <w:rPr>
+                <w:sz w:val="19"/>
+              </w:rPr>
+            </w:pPr>
+            <w:r>
+              <w:rPr>
+                <w:rFonts w:ascii="宋体" w:hAnsi="宋体"/>
+                <w:sz w:val="19"/>
+              </w:rPr>
+              <w:t>本队提示词</w:t>
+            </w:r>
+          </w:p>
+        </w:tc>
+        <w:tc>
+          <w:tcPr>
+            <w:tcW w:w="4703" w:type="dxa"/>
+          </w:tcPr>
+          <w:p>
+            <w:pPr>
+              <w:spacing w:beforeLines="50" w:before="120" w:afterLines="50" w:after="120"/>
+              <w:ind w:firstLine="380"/>
+              <w:jc w:val="center"/>
+              <w:rPr>
+                <w:sz w:val="19"/>
+              </w:rPr>
+            </w:pPr>
+            <w:r>
+              <w:rPr>
+                <w:rFonts w:ascii="宋体" w:hAnsi="宋体"/>
+                <w:sz w:val="19"/>
+              </w:rPr>
+              <w:t>（完整记录向AI提出的问题或指令，可附截图。注意：不要粘贴API Key、账号密码等敏感信息）</w:t>
+            </w:r>
+          </w:p>
+        </w:tc>
+      </w:tr>
+      <w:tr>
+        <w:tc>
+          <w:tcPr>
+            <w:tcW w:w="4703" w:type="dxa"/>
+          </w:tcPr>
+          <w:p>
+            <w:pPr>
+              <w:spacing w:beforeLines="50" w:before="120" w:afterLines="50" w:after="120"/>
+              <w:ind w:firstLine="380"/>
+              <w:jc w:val="center"/>
+              <w:rPr>
+                <w:sz w:val="19"/>
+              </w:rPr>
+            </w:pPr>
+            <w:r>
+              <w:rPr>
+                <w:rFonts w:ascii="宋体" w:hAnsi="宋体"/>
+                <w:sz w:val="19"/>
+              </w:rPr>
+              <w:t>AI回复</w:t>
+            </w:r>
+            <w:r>
+              <w:rPr>
+                <w:rFonts w:hint="eastAsia"/>
+                <w:sz w:val="19"/>
+              </w:rPr>
+              <w:t>内容</w:t>
+            </w:r>
+          </w:p>
+        </w:tc>
+        <w:tc>
+          <w:tcPr>
+            <w:tcW w:w="4703" w:type="dxa"/>
+          </w:tcPr>
+          <w:p>
+            <w:pPr>
+              <w:spacing w:beforeLines="50" w:before="120" w:afterLines="50" w:after="120"/>
+              <w:ind w:firstLine="380"/>
+              <w:jc w:val="center"/>
+              <w:rPr>
+                <w:sz w:val="19"/>
+              </w:rPr>
+            </w:pPr>
+            <w:r>
+              <w:rPr>
+                <w:rFonts w:ascii="宋体" w:hAnsi="宋体"/>
+                <w:sz w:val="19"/>
+              </w:rPr>
+              <w:t>（记录AI的回复</w:t>
+            </w:r>
+            <w:r>
+              <w:rPr>
+                <w:rFonts w:hint="eastAsia"/>
+                <w:sz w:val="19"/>
+              </w:rPr>
+              <w:t>核心</w:t>
+            </w:r>
+            <w:r>
+              <w:rPr>
+                <w:rFonts w:ascii="宋体" w:hAnsi="宋体"/>
+                <w:sz w:val="19"/>
+              </w:rPr>
+              <w:t>内容，关键部分可原文引用）</w:t>
+            </w:r>
+          </w:p>
+        </w:tc>
+      </w:tr>
+      <w:tr>
+        <w:tc>
+          <w:tcPr>
+            <w:tcW w:w="4703" w:type="dxa"/>
+          </w:tcPr>
+          <w:p>
+            <w:pPr>
+              <w:spacing w:beforeLines="50" w:before="120" w:afterLines="50" w:after="120"/>
+              <w:ind w:firstLine="380"/>
+              <w:jc w:val="center"/>
+              <w:rPr>
+                <w:sz w:val="19"/>
+              </w:rPr>
+            </w:pPr>
+            <w:r>
+              <w:rPr>
+                <w:rFonts w:ascii="宋体" w:hAnsi="宋体"/>
+                <w:sz w:val="19"/>
+              </w:rPr>
+              <w:t>本队处理方式</w:t>
+            </w:r>
+          </w:p>
+        </w:tc>
+        <w:tc>
+          <w:tcPr>
+            <w:tcW w:w="4703" w:type="dxa"/>
+          </w:tcPr>
+          <w:p>
+            <w:pPr>
+              <w:spacing w:beforeLines="50" w:before="120" w:afterLines="50" w:after="120"/>
+              <w:ind w:firstLine="380"/>
+              <w:jc w:val="center"/>
+              <w:rPr>
+                <w:rFonts w:ascii="宋体" w:hAnsi="宋体"/>
+                <w:sz w:val="19"/>
+              </w:rPr>
+            </w:pPr>
+            <w:r>
+              <w:rPr>
+                <w:rFonts w:ascii="宋体" w:hAnsi="宋体"/>
+                <w:sz w:val="19"/>
+              </w:rPr>
+              <w:t>修改后采纳</w:t>
+            </w:r>
+          </w:p>
+          <w:p>
+            <w:pPr>
+              <w:spacing w:beforeLines="50" w:before="120" w:afterLines="50" w:after="120"/>
+              <w:ind w:firstLine="380"/>
+              <w:jc w:val="center"/>
+              <w:rPr>
+                <w:sz w:val="19"/>
+              </w:rPr>
+            </w:pPr>
+            <w:r>
+              <w:rPr>
+                <w:rFonts w:ascii="宋体" w:hAnsi="宋体"/>
+                <w:sz w:val="19"/>
+              </w:rPr>
+              <w:t>（说明：修改了哪些内容？为什么修改？未采纳的原因是什么？）</w:t>
+            </w:r>
+          </w:p>
+        </w:tc>
+      </w:tr>
+      <w:tr>
+        <w:tc>
+          <w:tcPr>
+            <w:tcW w:w="4703" w:type="dxa"/>
+          </w:tcPr>
+          <w:p>
+            <w:pPr>
+              <w:spacing w:beforeLines="50" w:before="120" w:afterLines="50" w:after="120"/>
+              <w:ind w:firstLine="380"/>
+              <w:jc w:val="center"/>
+              <w:rPr>
+                <w:sz w:val="19"/>
+              </w:rPr>
+            </w:pPr>
+            <w:r>
+              <w:rPr>
+                <w:rFonts w:ascii="宋体" w:hAnsi="宋体"/>
+                <w:sz w:val="19"/>
+              </w:rPr>
+              <w:t>人工核验方式</w:t>
+            </w:r>
+          </w:p>
+        </w:tc>
+        <w:tc>
+          <w:tcPr>
+            <w:tcW w:w="4703" w:type="dxa"/>
+          </w:tcPr>
+          <w:p>
+            <w:pPr>
+              <w:spacing w:beforeLines="50" w:before="120" w:afterLines="50" w:after="120"/>
+              <w:ind w:firstLine="380"/>
+              <w:jc w:val="center"/>
+              <w:rPr>
+                <w:sz w:val="19"/>
+              </w:rPr>
+            </w:pPr>
+            <w:r>
+              <w:rPr>
+                <w:rFonts w:ascii="宋体" w:hAnsi="宋体"/>
+                <w:sz w:val="19"/>
+              </w:rPr>
+              <w:t>（说明如何确认AI回复的正确性：如独立推导验证、代码独立复现、数据交叉核对、文献查证、队员讨论确认等）</w:t>
+            </w:r>
+          </w:p>
+        </w:tc>
+      </w:tr>
+    </w:tbl>
     <w:p>
       <w:pPr>
         <w:spacing w:before="160" w:after="80" w:line="312" w:lineRule="auto"/>
